--- a/docs/Customs-Analytics_Solution_Architecture.docx
+++ b/docs/Customs-Analytics_Solution_Architecture.docx
@@ -1,5 +1,5 @@
 
-<file path=word/document.xml><?xml version="1.0" encoding="UTF-8" standalone="yes"?><w:document mc:Ignorable="w14 w15 wp14" xmlns:wpc="http://schemas.microsoft.com/office/word/2010/wordprocessingCanvas" xmlns:mc="http://schemas.openxmlformats.org/markup-compatibility/2006" xmlns:o="urn:schemas-microsoft-com:office:office" xmlns:r="http://schemas.openxmlformats.org/officeDocument/2006/relationships" xmlns:m="http://schemas.openxmlformats.org/officeDocument/2006/math" xmlns:v="urn:schemas-microsoft-com:vml" xmlns:wp14="http://schemas.microsoft.com/office/word/2010/wordprocessingDrawing" xmlns:wp="http://schemas.openxmlformats.org/drawingml/2006/wordprocessingDrawing" xmlns:w10="urn:schemas-microsoft-com:office:word" xmlns:w="http://schemas.openxmlformats.org/wordprocessingml/2006/main" xmlns:w14="http://schemas.microsoft.com/office/word/2010/wordml" xmlns:w15="http://schemas.microsoft.com/office/word/2012/wordml" xmlns:wpg="http://schemas.microsoft.com/office/word/2010/wordprocessingGroup" xmlns:wpi="http://schemas.microsoft.com/office/word/2010/wordprocessingInk" xmlns:wne="http://schemas.microsoft.com/office/word/2006/wordml" xmlns:wps="http://schemas.microsoft.com/office/word/2010/wordprocessingShape" xmlns:cx="http://schemas.microsoft.com/office/drawing/2014/chartex" xmlns:cx1="http://schemas.microsoft.com/office/drawing/2015/9/8/chartex" xmlns:cx2="http://schemas.microsoft.com/office/drawing/2015/10/21/chartex" xmlns:cx3="http://schemas.microsoft.com/office/drawing/2016/5/9/chartex" xmlns:cx4="http://schemas.microsoft.com/office/drawing/2016/5/10/chartex" xmlns:cx5="http://schemas.microsoft.com/office/drawing/2016/5/11/chartex" xmlns:cx6="http://schemas.microsoft.com/office/drawing/2016/5/12/chartex" xmlns:cx7="http://schemas.microsoft.com/office/drawing/2016/5/13/chartex" xmlns:cx8="http://schemas.microsoft.com/office/drawing/2016/5/14/chartex" xmlns:aink="http://schemas.microsoft.com/office/drawing/2016/ink" xmlns:am3d="http://schemas.microsoft.com/office/drawing/2017/model3d" xmlns:w16cex="http://schemas.microsoft.com/office/word/2018/wordml/cex" xmlns:w16cid="http://schemas.microsoft.com/office/word/2016/wordml/cid" xmlns:w16="http://schemas.microsoft.com/office/word/2018/wordml" xmlns:w16sdtdh="http://schemas.microsoft.com/office/word/2020/wordml/sdtdatahash" xmlns:w16se="http://schemas.microsoft.com/office/word/2015/wordml/symex"><w:body><w:p><w:pPr><w:spacing w:after="0" w:before="1200"/></w:pPr><w:r><w:rPr><w:b/><w:bCs/><w:color w:val="1B365D"/><w:sz w:val="52"/><w:szCs w:val="52"/></w:rPr><w:t xml:space="preserve">Customs Analytics</w:t></w:r></w:p><w:p><w:pPr><w:spacing w:after="200"/></w:pPr><w:r><w:rPr><w:color w:val="2E5C8A"/><w:sz w:val="30"/><w:szCs w:val="30"/></w:rPr><w:t xml:space="preserve">Løsnings- og arkitekturbeskrivelse</w:t></w:r></w:p><w:p><w:pPr><w:spacing w:after="120"/></w:pPr><w:r><w:rPr><w:sz w:val="20"/><w:szCs w:val="20"/></w:rPr><w:t xml:space="preserve">Bal AI · told- og importanalyse af danske DMS/WCO-importdata</w:t></w:r></w:p><w:p><w:pPr><w:spacing w:after="120"/></w:pPr><w:r><w:rPr><w:sz w:val="20"/><w:szCs w:val="20"/></w:rPr><w:t xml:space="preserve">Version 0.2.0 · 1. juli 2026</w:t></w:r></w:p><w:p><w:pPr><w:spacing w:before="200"/></w:pPr><w:r><w:rPr><w:i/><w:iCs/><w:color w:val="666666"/><w:sz w:val="18"/><w:szCs w:val="18"/></w:rPr><w:t xml:space="preserve">Klassifikation: Fortroligt — internt. Kun privat repo og EY-godkendte systemer.</w:t></w:r></w:p><w:p><w:r><w:br w:type="page"/></w:r></w:p><w:p><w:pPr><w:spacing w:after="120" w:before="280"/></w:pPr><w:r><w:rPr><w:b/><w:bCs/><w:color w:val="1B365D"/><w:sz w:val="26"/><w:szCs w:val="26"/></w:rPr><w:t xml:space="preserve">1. Formål og afgrænsning</w:t></w:r></w:p><w:p><w:pPr><w:spacing w:after="120"/></w:pPr><w:r><w:rPr><w:sz w:val="20"/><w:szCs w:val="20"/></w:rPr><w:t xml:space="preserve">Customs Analytics analyserer danske importangivelser og giver told-/importanalyse plus told-faglige kontroller. Det er et ANALYSE- og KONTROLVÆRKTØJ, ikke et toldangivelsessystem: det indsender ikke angivelser og ændrer aldrig den uploadede angivelse — det analyserer og rapporterer. Oprindelsesvurdering (om en vare opfylder oprindelsesreglerne) ligger bevidst uden for scope; det er klarererens/leverandørens ansvar.</w:t></w:r></w:p><w:p><w:pPr><w:spacing w:after="120" w:before="280"/></w:pPr><w:r><w:rPr><w:b/><w:bCs/><w:color w:val="1B365D"/><w:sz w:val="26"/><w:szCs w:val="26"/></w:rPr><w:t xml:space="preserve">2. Teknologistack</w:t></w:r></w:p><0/><w:p><w:pPr><w:spacing w:after="120" w:before="280"/></w:pPr><w:r><w:rPr><w:b/><w:bCs/><w:color w:val="1B365D"/><w:sz w:val="26"/><w:szCs w:val="26"/></w:rPr><w:t xml:space="preserve">3. Arkitektur</w:t></w:r></w:p><w:p><w:pPr><w:spacing w:after="120"/></w:pPr><w:r><w:rPr><w:sz w:val="20"/><w:szCs w:val="20"/></w:rPr><w:t xml:space="preserve">Al forretningslogik ligger i den testbare pakke customs/ (schema, parsers, analytics, tariff, duty_checks, classification, sanity), der kan køres uden web-lag og uden netværk. app.py er kun web-laget: ruter, upload-dispatch, JSON-API. Samme referencearkitektur som SAF-T og VIES.</w:t></w:r></w:p><w:p><w:pPr><w:spacing w:after="120" w:before="280"/></w:pPr><w:r><w:rPr><w:b/><w:bCs/><w:color w:val="1B365D"/><w:sz w:val="26"/><w:szCs w:val="26"/></w:rPr><w:t xml:space="preserve">4. Dataflow</w:t></w:r></w:p><0/><w:p><w:pPr><w:spacing w:after="120" w:before="280"/></w:pPr><w:r><w:rPr><w:b/><w:bCs/><w:color w:val="1B365D"/><w:sz w:val="26"/><w:szCs w:val="26"/></w:rPr><w:t xml:space="preserve">5. Kontrol- og analysemodel (5 lag)</w:t></w:r></w:p><w:p><w:pPr><w:spacing w:after="120"/></w:pPr><w:r><w:rPr><w:sz w:val="20"/><w:szCs w:val="20"/></w:rPr><w:t xml:space="preserve">Kontrollerne er katalogiseret i 5 lag i det versionerede regelkatalog (customs/rules/Customs-Validation-Rules.json). Hver kontrol er forankret i en autoritativ kilde og mappet til modul + test (se sporbarhedsmatrixen).</w:t></w:r></w:p><w:tbl><w:tblPr><w:tblW w:type="dxa" w:w="9360"/><w:tblBorders><w:top w:val="single" w:color="auto" w:sz="4"/><w:left w:val="single" w:color="auto" w:sz="4"/><w:bottom w:val="single" w:color="auto" w:sz="4"/><w:right w:val="single" w:color="auto" w:sz="4"/><w:insideH w:val="single" w:color="auto" w:sz="4"/><w:insideV w:val="single" w:color="auto" w:sz="4"/></w:tblBorders></w:tblPr><w:tblGrid><w:gridCol w:w="30"/><w:gridCol w:w="36"/><w:gridCol w:w="34"/></w:tblGrid><w:tr><w:trPr><w:tblHeader/></w:trPr><w:tc><w:tcPr><w:tcW w:type="dxa" w:w="30"/><w:shd w:fill="1B365D" w:color="auto" w:val="clear"/><w:tcMar><w:top w:type="dxa" w:w="60"/><w:left w:type="dxa" w:w="90"/><w:bottom w:type="dxa" w:w="60"/><w:right w:type="dxa" w:w="90"/></w:tcMar></w:tcPr><w:p><w:r><w:rPr><w:b/><w:bCs/><w:color w:val="FFFFFF"/><w:sz w:val="18"/><w:szCs w:val="18"/></w:rPr><w:t xml:space="preserve">Lag</w:t></w:r></w:p></w:tc><w:tc><w:tcPr><w:tcW w:type="dxa" w:w="36"/><w:shd w:fill="1B365D" w:color="auto" w:val="clear"/><w:tcMar><w:top w:type="dxa" w:w="60"/><w:left w:type="dxa" w:w="90"/><w:bottom w:type="dxa" w:w="60"/><w:right w:type="dxa" w:w="90"/></w:tcMar></w:tcPr><w:p><w:r><w:rPr><w:b/><w:bCs/><w:color w:val="FFFFFF"/><w:sz w:val="18"/><w:szCs w:val="18"/></w:rPr><w:t xml:space="preserve">Fokus</w:t></w:r></w:p></w:tc><w:tc><w:tcPr><w:tcW w:type="dxa" w:w="34"/><w:shd w:fill="1B365D" w:color="auto" w:val="clear"/><w:tcMar><w:top w:type="dxa" w:w="60"/><w:left w:type="dxa" w:w="90"/><w:bottom w:type="dxa" w:w="60"/><w:right w:type="dxa" w:w="90"/></w:tcMar></w:tcPr><w:p><w:r><w:rPr><w:b/><w:bCs/><w:color w:val="FFFFFF"/><w:sz w:val="18"/><w:szCs w:val="18"/></w:rPr><w:t xml:space="preserve">Kontroller</w:t></w:r></w:p></w:tc></w:tr><w:tr><w:tc><w:tcPr><w:tcW w:type="dxa" w:w="30"/><w:tcMar><w:top w:type="dxa" w:w="60"/><w:left w:type="dxa" w:w="90"/><w:bottom w:type="dxa" w:w="60"/><w:right w:type="dxa" w:w="90"/></w:tcMar></w:tcPr><w:p><w:r><w:rPr><w:b w:val="false"/><w:bCs w:val="false"/><w:color w:val="000000"/><w:sz w:val="18"/><w:szCs w:val="18"/></w:rPr><w:t xml:space="preserve">1 · Struktur &amp; format</w:t></w:r></w:p></w:tc><w:tc><w:tcPr><w:tcW w:type="dxa" w:w="36"/><w:tcMar><w:top w:type="dxa" w:w="60"/><w:left w:type="dxa" w:w="90"/><w:bottom w:type="dxa" w:w="60"/><w:right w:type="dxa" w:w="90"/></w:tcMar></w:tcPr><w:p><w:r><w:rPr><w:b w:val="false"/><w:bCs w:val="false"/><w:color w:val="000000"/><w:sz w:val="18"/><w:szCs w:val="18"/></w:rPr><w:t xml:space="preserve">Varekode, procedurekode, XML-struktur</w:t></w:r></w:p></w:tc><w:tc><w:tcPr><w:tcW w:type="dxa" w:w="34"/><w:tcMar><w:top w:type="dxa" w:w="60"/><w:left w:type="dxa" w:w="90"/><w:bottom w:type="dxa" w:w="60"/><w:right w:type="dxa" w:w="90"/></w:tcMar></w:tcPr><w:p><w:r><w:rPr><w:b w:val="false"/><w:bCs w:val="false"/><w:color w:val="000000"/><w:sz w:val="18"/><w:szCs w:val="18"/></w:rPr><w:t xml:space="preserve">CUS-H01, CUS-C01, CUS-X01 (XSD)</w:t></w:r></w:p></w:tc></w:tr><w:tr><w:tc><w:tcPr><w:tcW w:type="dxa" w:w="30"/><w:tcMar><w:top w:type="dxa" w:w="60"/><w:left w:type="dxa" w:w="90"/><w:bottom w:type="dxa" w:w="60"/><w:right w:type="dxa" w:w="90"/></w:tcMar></w:tcPr><w:p><w:r><w:rPr><w:b w:val="false"/><w:bCs w:val="false"/><w:color w:val="000000"/><w:sz w:val="18"/><w:szCs w:val="18"/></w:rPr><w:t xml:space="preserve">2 · Intern konsistens</w:t></w:r></w:p></w:tc><w:tc><w:tcPr><w:tcW w:type="dxa" w:w="36"/><w:tcMar><w:top w:type="dxa" w:w="60"/><w:left w:type="dxa" w:w="90"/><w:bottom w:type="dxa" w:w="60"/><w:right w:type="dxa" w:w="90"/></w:tcMar></w:tcPr><w:p><w:r><w:rPr><w:b w:val="false"/><w:bCs w:val="false"/><w:color w:val="000000"/><w:sz w:val="18"/><w:szCs w:val="18"/></w:rPr><w:t xml:space="preserve">Vægt- og værditotaler</w:t></w:r></w:p></w:tc><w:tc><w:tcPr><w:tcW w:type="dxa" w:w="34"/><w:tcMar><w:top w:type="dxa" w:w="60"/><w:left w:type="dxa" w:w="90"/><w:bottom w:type="dxa" w:w="60"/><w:right w:type="dxa" w:w="90"/></w:tcMar></w:tcPr><w:p><w:r><w:rPr><w:b w:val="false"/><w:bCs w:val="false"/><w:color w:val="000000"/><w:sz w:val="18"/><w:szCs w:val="18"/></w:rPr><w:t xml:space="preserve">CUS-W01, CUS-W02, CUS-V01 (+ planlagt CUS-V02)</w:t></w:r></w:p></w:tc></w:tr><w:tr><w:tc><w:tcPr><w:tcW w:type="dxa" w:w="30"/><w:tcMar><w:top w:type="dxa" w:w="60"/><w:left w:type="dxa" w:w="90"/><w:bottom w:type="dxa" w:w="60"/><w:right w:type="dxa" w:w="90"/></w:tcMar></w:tcPr><w:p><w:r><w:rPr><w:b w:val="false"/><w:bCs w:val="false"/><w:color w:val="000000"/><w:sz w:val="18"/><w:szCs w:val="18"/></w:rPr><w:t xml:space="preserve">3 · Oprindelse &amp; præference-krav</w:t></w:r></w:p></w:tc><w:tc><w:tcPr><w:tcW w:type="dxa" w:w="36"/><w:tcMar><w:top w:type="dxa" w:w="60"/><w:left w:type="dxa" w:w="90"/><w:bottom w:type="dxa" w:w="60"/><w:right w:type="dxa" w:w="90"/></w:tcMar></w:tcPr><w:p><w:r><w:rPr><w:b w:val="false"/><w:bCs w:val="false"/><w:color w:val="000000"/><w:sz w:val="18"/><w:szCs w:val="18"/></w:rPr><w:t xml:space="preserve">Oprindelse, præference-fuldstændighed</w:t></w:r></w:p></w:tc><w:tc><w:tcPr><w:tcW w:type="dxa" w:w="34"/><w:tcMar><w:top w:type="dxa" w:w="60"/><w:left w:type="dxa" w:w="90"/><w:bottom w:type="dxa" w:w="60"/><w:right w:type="dxa" w:w="90"/></w:tcMar></w:tcPr><w:p><w:r><w:rPr><w:b w:val="false"/><w:bCs w:val="false"/><w:color w:val="000000"/><w:sz w:val="18"/><w:szCs w:val="18"/></w:rPr><w:t xml:space="preserve">CUS-O01, CUS-P01</w:t></w:r></w:p></w:tc></w:tr><w:tr><w:tc><w:tcPr><w:tcW w:type="dxa" w:w="30"/><w:tcMar><w:top w:type="dxa" w:w="60"/><w:left w:type="dxa" w:w="90"/><w:bottom w:type="dxa" w:w="60"/><w:right w:type="dxa" w:w="90"/></w:tcMar></w:tcPr><w:p><w:r><w:rPr><w:b w:val="false"/><w:bCs w:val="false"/><w:color w:val="000000"/><w:sz w:val="18"/><w:szCs w:val="18"/></w:rPr><w:t xml:space="preserve">4 · Tarifering &amp; told</w:t></w:r></w:p></w:tc><w:tc><w:tcPr><w:tcW w:type="dxa" w:w="36"/><w:tcMar><w:top w:type="dxa" w:w="60"/><w:left w:type="dxa" w:w="90"/><w:bottom w:type="dxa" w:w="60"/><w:right w:type="dxa" w:w="90"/></w:tcMar></w:tcPr><w:p><w:r><w:rPr><w:b w:val="false"/><w:bCs w:val="false"/><w:color w:val="000000"/><w:sz w:val="18"/><w:szCs w:val="18"/></w:rPr><w:t xml:space="preserve">FTA-mulighed, ugyldig præference, EDR</w:t></w:r></w:p></w:tc><w:tc><w:tcPr><w:tcW w:type="dxa" w:w="34"/><w:tcMar><w:top w:type="dxa" w:w="60"/><w:left w:type="dxa" w:w="90"/><w:bottom w:type="dxa" w:w="60"/><w:right w:type="dxa" w:w="90"/></w:tcMar></w:tcPr><w:p><w:r><w:rPr><w:b w:val="false"/><w:bCs w:val="false"/><w:color w:val="000000"/><w:sz w:val="18"/><w:szCs w:val="18"/></w:rPr><w:t xml:space="preserve">CUS-P02, CUS-P03, CUS-E01 (+ planlagt CUS-AD01, CUS-E02)</w:t></w:r></w:p></w:tc></w:tr><w:tr><w:tc><w:tcPr><w:tcW w:type="dxa" w:w="30"/><w:tcMar><w:top w:type="dxa" w:w="60"/><w:left w:type="dxa" w:w="90"/><w:bottom w:type="dxa" w:w="60"/><w:right w:type="dxa" w:w="90"/></w:tcMar></w:tcPr><w:p><w:r><w:rPr><w:b w:val="false"/><w:bCs w:val="false"/><w:color w:val="000000"/><w:sz w:val="18"/><w:szCs w:val="18"/></w:rPr><w:t xml:space="preserve">5 · Klassifikation</w:t></w:r></w:p></w:tc><w:tc><w:tcPr><w:tcW w:type="dxa" w:w="36"/><w:tcMar><w:top w:type="dxa" w:w="60"/><w:left w:type="dxa" w:w="90"/><w:bottom w:type="dxa" w:w="60"/><w:right w:type="dxa" w:w="90"/></w:tcMar></w:tcPr><w:p><w:r><w:rPr><w:b w:val="false"/><w:bCs w:val="false"/><w:color w:val="000000"/><w:sz w:val="18"/><w:szCs w:val="18"/></w:rPr><w:t xml:space="preserve">Konsistens i HS-kodning</w:t></w:r></w:p></w:tc><w:tc><w:tcPr><w:tcW w:type="dxa" w:w="34"/><w:tcMar><w:top w:type="dxa" w:w="60"/><w:left w:type="dxa" w:w="90"/><w:bottom w:type="dxa" w:w="60"/><w:right w:type="dxa" w:w="90"/></w:tcMar></w:tcPr><w:p><w:r><w:rPr><w:b w:val="false"/><w:bCs w:val="false"/><w:color w:val="000000"/><w:sz w:val="18"/><w:szCs w:val="18"/></w:rPr><w:t xml:space="preserve">CUS-K01 (eksakt), CUS-K02 (fuzzy)</w:t></w:r></w:p></w:tc></w:tr></w:tbl><w:p><w:pPr><w:spacing w:after="120" w:before="280"/></w:pPr><w:r><w:rPr><w:b/><w:bCs/><w:color w:val="1B365D"/><w:sz w:val="26"/><w:szCs w:val="26"/></w:rPr><w:t xml:space="preserve">6. Told- og tariferingsmotor</w:t></w:r></w:p><w:p><w:pPr><w:spacing w:after="120"/></w:pPr><w:r><w:rPr><w:sz w:val="20"/><w:szCs w:val="20"/></w:rPr><w:t xml:space="preserve">customs/tariff.py slår op HS × oprindelse × dato → MFN-sats / præferencesats / aftale. Motoren er DATO-BEVIDST (temporal): en nyere frihandelsaftale lægges ikke ned over en ældre transaktion; gruppemedlemskab (fx GSP-graduering) opløses på importdatoen. Measures arver fra forælderkoden (kode-arv 10→8→6→4→2 cifre). Toldunioner (measureType 106) er medtaget; præferencetoldkontingenter (143/146/147) markeres som kvote.</w:t></w:r></w:p><w:p><w:pPr><w:spacing w:after="120" w:before="280"/></w:pPr><w:r><w:rPr><w:b/><w:bCs/><w:color w:val="1B365D"/><w:sz w:val="26"/><w:szCs w:val="26"/></w:rPr><w:t xml:space="preserve">7. Referencedata og provenance</w:t></w:r></w:p><w:tbl><w:tblPr><w:tblW w:type="dxa" w:w="9360"/><w:tblBorders><w:top w:val="single" w:color="auto" w:sz="4"/><w:left w:val="single" w:color="auto" w:sz="4"/><w:bottom w:val="single" w:color="auto" w:sz="4"/><w:right w:val="single" w:color="auto" w:sz="4"/><w:insideH w:val="single" w:color="auto" w:sz="4"/><w:insideV w:val="single" w:color="auto" w:sz="4"/></w:tblBorders></w:tblPr><w:tblGrid><w:gridCol w:w="34"/><w:gridCol w:w="36"/><w:gridCol w:w="30"/></w:tblGrid><w:tr><w:trPr><w:tblHeader/></w:trPr><w:tc><w:tcPr><w:tcW w:type="dxa" w:w="34"/><w:shd w:fill="1B365D" w:color="auto" w:val="clear"/><w:tcMar><w:top w:type="dxa" w:w="60"/><w:left w:type="dxa" w:w="90"/><w:bottom w:type="dxa" w:w="60"/><w:right w:type="dxa" w:w="90"/></w:tcMar></w:tcPr><w:p><w:r><w:rPr><w:b/><w:bCs/><w:color w:val="FFFFFF"/><w:sz w:val="18"/><w:szCs w:val="18"/></w:rPr><w:t xml:space="preserve">Kilde</w:t></w:r></w:p></w:tc><w:tc><w:tcPr><w:tcW w:type="dxa" w:w="36"/><w:shd w:fill="1B365D" w:color="auto" w:val="clear"/><w:tcMar><w:top w:type="dxa" w:w="60"/><w:left w:type="dxa" w:w="90"/><w:bottom w:type="dxa" w:w="60"/><w:right w:type="dxa" w:w="90"/></w:tcMar></w:tcPr><w:p><w:r><w:rPr><w:b/><w:bCs/><w:color w:val="FFFFFF"/><w:sz w:val="18"/><w:szCs w:val="18"/></w:rPr><w:t xml:space="preserve">Indhold</w:t></w:r></w:p></w:tc><w:tc><w:tcPr><w:tcW w:type="dxa" w:w="30"/><w:shd w:fill="1B365D" w:color="auto" w:val="clear"/><w:tcMar><w:top w:type="dxa" w:w="60"/><w:left w:type="dxa" w:w="90"/><w:bottom w:type="dxa" w:w="60"/><w:right w:type="dxa" w:w="90"/></w:tcMar></w:tcPr><w:p><w:r><w:rPr><w:b/><w:bCs/><w:color w:val="FFFFFF"/><w:sz w:val="18"/><w:szCs w:val="18"/></w:rPr><w:t xml:space="preserve">Mekanisme</w:t></w:r></w:p></w:tc></w:tr><w:tr><w:tc><w:tcPr><w:tcW w:type="dxa" w:w="34"/><w:tcMar><w:top w:type="dxa" w:w="60"/><w:left w:type="dxa" w:w="90"/><w:bottom w:type="dxa" w:w="60"/><w:right w:type="dxa" w:w="90"/></w:tcMar></w:tcPr><w:p><w:r><w:rPr><w:b w:val="false"/><w:bCs w:val="false"/><w:color w:val="000000"/><w:sz w:val="18"/><w:szCs w:val="18"/></w:rPr><w:t xml:space="preserve">Toldstyrelsen — skat/dms-public</w:t></w:r></w:p></w:tc><w:tc><w:tcPr><w:tcW w:type="dxa" w:w="36"/><w:tcMar><w:top w:type="dxa" w:w="60"/><w:left w:type="dxa" w:w="90"/><w:bottom w:type="dxa" w:w="60"/><w:right w:type="dxa" w:w="90"/></w:tcMar></w:tcPr><w:p><w:r><w:rPr><w:b w:val="false"/><w:bCs w:val="false"/><w:color w:val="000000"/><w:sz w:val="18"/><w:szCs w:val="18"/></w:rPr><w:t xml:space="preserve">H1/I1-XSD&apos;er, kodelister, datamodel</w:t></w:r></w:p></w:tc><w:tc><w:tcPr><w:tcW w:type="dxa" w:w="30"/><w:tcMar><w:top w:type="dxa" w:w="60"/><w:left w:type="dxa" w:w="90"/><w:bottom w:type="dxa" w:w="60"/><w:right w:type="dxa" w:w="90"/></w:tcMar></w:tcPr><w:p><w:r><w:rPr><w:b w:val="false"/><w:bCs w:val="false"/><w:color w:val="000000"/><w:sz w:val="18"/><w:szCs w:val="18"/></w:rPr><w:t xml:space="preserve">Vendret i reference/ med kilde-commit</w:t></w:r></w:p></w:tc></w:tr><w:tr><w:tc><w:tcPr><w:tcW w:type="dxa" w:w="34"/><w:tcMar><w:top w:type="dxa" w:w="60"/><w:left w:type="dxa" w:w="90"/><w:bottom w:type="dxa" w:w="60"/><w:right w:type="dxa" w:w="90"/></w:tcMar></w:tcPr><w:p><w:r><w:rPr><w:b w:val="false"/><w:bCs w:val="false"/><w:color w:val="000000"/><w:sz w:val="18"/><w:szCs w:val="18"/></w:rPr><w:t xml:space="preserve">TARIC eVita-toldtarif (Skattestyrelsen)</w:t></w:r></w:p></w:tc><w:tc><w:tcPr><w:tcW w:type="dxa" w:w="36"/><w:tcMar><w:top w:type="dxa" w:w="60"/><w:left w:type="dxa" w:w="90"/><w:bottom w:type="dxa" w:w="60"/><w:right w:type="dxa" w:w="90"/></w:tcMar></w:tcPr><w:p><w:r><w:rPr><w:b w:val="false"/><w:bCs w:val="false"/><w:color w:val="000000"/><w:sz w:val="18"/><w:szCs w:val="18"/></w:rPr><w:t xml:space="preserve">MFN-satser + danske varebeskrivelser</w:t></w:r></w:p></w:tc><w:tc><w:tcPr><w:tcW w:type="dxa" w:w="30"/><w:tcMar><w:top w:type="dxa" w:w="60"/><w:left w:type="dxa" w:w="90"/><w:bottom w:type="dxa" w:w="60"/><w:right w:type="dxa" w:w="90"/></w:tcMar></w:tcPr><w:p><w:r><w:rPr><w:b w:val="false"/><w:bCs w:val="false"/><w:color w:val="000000"/><w:sz w:val="18"/><w:szCs w:val="18"/></w:rPr><w:t xml:space="preserve">toldtarif_ext.zip → reference/tariff/mfn_rates.csv</w:t></w:r></w:p></w:tc></w:tr><w:tr><w:tc><w:tcPr><w:tcW w:type="dxa" w:w="34"/><w:tcMar><w:top w:type="dxa" w:w="60"/><w:left w:type="dxa" w:w="90"/><w:bottom w:type="dxa" w:w="60"/><w:right w:type="dxa" w:w="90"/></w:tcMar></w:tcPr><w:p><w:r><w:rPr><w:b w:val="false"/><w:bCs w:val="false"/><w:color w:val="000000"/><w:sz w:val="18"/><w:szCs w:val="18"/></w:rPr><w:t xml:space="preserve">TARIC Trader Export Total</w:t></w:r></w:p></w:tc><w:tc><w:tcPr><w:tcW w:type="dxa" w:w="36"/><w:tcMar><w:top w:type="dxa" w:w="60"/><w:left w:type="dxa" w:w="90"/><w:bottom w:type="dxa" w:w="60"/><w:right w:type="dxa" w:w="90"/></w:tcMar></w:tcPr><w:p><w:r><w:rPr><w:b w:val="false"/><w:bCs w:val="false"/><w:color w:val="000000"/><w:sz w:val="18"/><w:szCs w:val="18"/></w:rPr><w:t xml:space="preserve">Præferencesatser pr. HS×område (temporal)</w:t></w:r></w:p></w:tc><w:tc><w:tcPr><w:tcW w:type="dxa" w:w="30"/><w:tcMar><w:top w:type="dxa" w:w="60"/><w:left w:type="dxa" w:w="90"/><w:bottom w:type="dxa" w:w="60"/><w:right w:type="dxa" w:w="90"/></w:tcMar></w:tcPr><w:p><w:r><w:rPr><w:b w:val="false"/><w:bCs w:val="false"/><w:color w:val="000000"/><w:sz w:val="18"/><w:szCs w:val="18"/></w:rPr><w:t xml:space="preserve">→ preferential_rates.csv + geo_areas.json</w:t></w:r></w:p></w:tc></w:tr><w:tr><w:tc><w:tcPr><w:tcW w:type="dxa" w:w="34"/><w:tcMar><w:top w:type="dxa" w:w="60"/><w:left w:type="dxa" w:w="90"/><w:bottom w:type="dxa" w:w="60"/><w:right w:type="dxa" w:w="90"/></w:tcMar></w:tcPr><w:p><w:r><w:rPr><w:b w:val="false"/><w:bCs w:val="false"/><w:color w:val="000000"/><w:sz w:val="18"/><w:szCs w:val="18"/></w:rPr><w:t xml:space="preserve">EU Access2Markets</w:t></w:r></w:p></w:tc><w:tc><w:tcPr><w:tcW w:type="dxa" w:w="36"/><w:tcMar><w:top w:type="dxa" w:w="60"/><w:left w:type="dxa" w:w="90"/><w:bottom w:type="dxa" w:w="60"/><w:right w:type="dxa" w:w="90"/></w:tcMar></w:tcPr><w:p><w:r><w:rPr><w:b w:val="false"/><w:bCs w:val="false"/><w:color w:val="000000"/><w:sz w:val="18"/><w:szCs w:val="18"/></w:rPr><w:t xml:space="preserve">FTA-/GSP-/EPA-/toldunions-dækning</w:t></w:r></w:p></w:tc><w:tc><w:tcPr><w:tcW w:type="dxa" w:w="30"/><w:tcMar><w:top w:type="dxa" w:w="60"/><w:left w:type="dxa" w:w="90"/><w:bottom w:type="dxa" w:w="60"/><w:right w:type="dxa" w:w="90"/></w:tcMar></w:tcPr><w:p><w:r><w:rPr><w:b w:val="false"/><w:bCs w:val="false"/><w:color w:val="000000"/><w:sz w:val="18"/><w:szCs w:val="18"/></w:rPr><w:t xml:space="preserve">Manuelt krydstjekket (2026-06-17)</w:t></w:r></w:p></w:tc></w:tr></w:tbl><w:p><w:pPr><w:spacing w:after="120"/></w:pPr><w:r><w:rPr><w:sz w:val="20"/><w:szCs w:val="20"/></w:rPr><w:t xml:space="preserve">Referencedata holdes friske automatisk: tools/update_tariff.sh + en månedlig GitHub Action, med pytest som selvtjek der fanger format-ændringer (samme mønster som SAF-T&apos;s ERST-sync).</w:t></w:r></w:p><w:p><w:pPr><w:spacing w:after="120" w:before="280"/></w:pPr><w:r><w:rPr><w:b/><w:bCs/><w:color w:val="1B365D"/><w:sz w:val="26"/><w:szCs w:val="26"/></w:rPr><w:t xml:space="preserve">8. Kvalitetssikring</w:t></w:r></w:p><0/><w:p><w:pPr><w:spacing w:after="120" w:before="280"/></w:pPr><w:r><w:rPr><w:b/><w:bCs/><w:color w:val="1B365D"/><w:sz w:val="26"/><w:szCs w:val="26"/></w:rPr><w:t xml:space="preserve">9. Ændringsstyring</w:t></w:r></w:p><w:p><w:pPr><w:spacing w:after="120"/></w:pPr><w:r><w:rPr><w:sz w:val="20"/><w:szCs w:val="20"/></w:rPr><w:t xml:space="preserve">Ny/ændret kontrol → opdatér regelkataloget, bump catalog_version, opdatér valideringssuite + matrix + CHANGELOG. Kataloget og suiten er sporbarheds- og CI-porten.</w:t></w:r></w:p><w:p><w:pPr><w:spacing w:after="120" w:before="280"/></w:pPr><w:r><w:rPr><w:b/><w:bCs/><w:color w:val="1B365D"/><w:sz w:val="26"/><w:szCs w:val="26"/></w:rPr><w:t xml:space="preserve">10. Hosting</w:t></w:r></w:p><w:p><w:pPr><w:spacing w:after="120"/></w:pPr><w:r><w:rPr><w:sz w:val="20"/><w:szCs w:val="20"/></w:rPr><w:t xml:space="preserve">Deployes p.t. på Railway (customs.balai.dk). Værktøjet er platform-agnostisk (WSGI) og klar til flytning til EY-platform. Detaljer i Hosting- og driftsdokumentet.</w:t></w:r></w:p><w:p><w:pPr><w:spacing w:after="120" w:before="280"/></w:pPr><w:r><w:rPr><w:b/><w:bCs/><w:color w:val="1B365D"/><w:sz w:val="26"/><w:szCs w:val="26"/></w:rPr><w:t xml:space="preserve">11. Begrænsninger</w:t></w:r></w:p><0/><w:p><w:pPr><w:spacing w:after="120" w:before="280"/></w:pPr><w:r><w:rPr><w:b/><w:bCs/><w:color w:val="1B365D"/><w:sz w:val="26"/><w:szCs w:val="26"/></w:rPr><w:t xml:space="preserve">12. Åbne punkter for godkendelse</w:t></w:r></w:p><0/><w:p><w:r><w:br w:type="page"/></w:r></w:p><w:p><w:pPr><w:spacing w:after="120" w:before="280"/></w:pPr><w:r><w:rPr><w:b/><w:bCs/><w:color w:val="1B365D"/><w:sz w:val="26"/><w:szCs w:val="26"/></w:rPr><w:t xml:space="preserve">Appendiks A — Modulinventar</w:t></w:r></w:p><w:tbl><w:tblPr><w:tblW w:type="dxa" w:w="9360"/><w:tblBorders><w:top w:val="single" w:color="auto" w:sz="4"/><w:left w:val="single" w:color="auto" w:sz="4"/><w:bottom w:val="single" w:color="auto" w:sz="4"/><w:right w:val="single" w:color="auto" w:sz="4"/><w:insideH w:val="single" w:color="auto" w:sz="4"/><w:insideV w:val="single" w:color="auto" w:sz="4"/></w:tblBorders></w:tblPr><w:tblGrid><w:gridCol w:w="34"/><w:gridCol w:w="66"/></w:tblGrid><w:tr><w:trPr><w:tblHeader/></w:trPr><w:tc><w:tcPr><w:tcW w:type="dxa" w:w="34"/><w:shd w:fill="1B365D" w:color="auto" w:val="clear"/><w:tcMar><w:top w:type="dxa" w:w="60"/><w:left w:type="dxa" w:w="90"/><w:bottom w:type="dxa" w:w="60"/><w:right w:type="dxa" w:w="90"/></w:tcMar></w:tcPr><w:p><w:r><w:rPr><w:b/><w:bCs/><w:color w:val="FFFFFF"/><w:sz w:val="18"/><w:szCs w:val="18"/></w:rPr><w:t xml:space="preserve">Modul</w:t></w:r></w:p></w:tc><w:tc><w:tcPr><w:tcW w:type="dxa" w:w="66"/><w:shd w:fill="1B365D" w:color="auto" w:val="clear"/><w:tcMar><w:top w:type="dxa" w:w="60"/><w:left w:type="dxa" w:w="90"/><w:bottom w:type="dxa" w:w="60"/><w:right w:type="dxa" w:w="90"/></w:tcMar></w:tcPr><w:p><w:r><w:rPr><w:b/><w:bCs/><w:color w:val="FFFFFF"/><w:sz w:val="18"/><w:szCs w:val="18"/></w:rPr><w:t xml:space="preserve">Ansvar</w:t></w:r></w:p></w:tc></w:tr><w:tr><w:tc><w:tcPr><w:tcW w:type="dxa" w:w="34"/><w:tcMar><w:top w:type="dxa" w:w="60"/><w:left w:type="dxa" w:w="90"/><w:bottom w:type="dxa" w:w="60"/><w:right w:type="dxa" w:w="90"/></w:tcMar></w:tcPr><w:p><w:r><w:rPr><w:b w:val="false"/><w:bCs w:val="false"/><w:color w:val="000000"/><w:sz w:val="18"/><w:szCs w:val="18"/></w:rPr><w:t xml:space="preserve">customs/schema.py</w:t></w:r></w:p></w:tc><w:tc><w:tcPr><w:tcW w:type="dxa" w:w="66"/><w:tcMar><w:top w:type="dxa" w:w="60"/><w:left w:type="dxa" w:w="90"/><w:bottom w:type="dxa" w:w="60"/><w:right w:type="dxa" w:w="90"/></w:tcMar></w:tcPr><w:p><w:r><w:rPr><w:b w:val="false"/><w:bCs w:val="false"/><w:color w:val="000000"/><w:sz w:val="18"/><w:szCs w:val="18"/></w:rPr><w:t xml:space="preserve">Kanonisk datamodel (Declaration, GoodsItem, DutyLine, Party)</w:t></w:r></w:p></w:tc></w:tr><w:tr><w:tc><w:tcPr><w:tcW w:type="dxa" w:w="34"/><w:tcMar><w:top w:type="dxa" w:w="60"/><w:left w:type="dxa" w:w="90"/><w:bottom w:type="dxa" w:w="60"/><w:right w:type="dxa" w:w="90"/></w:tcMar></w:tcPr><w:p><w:r><w:rPr><w:b w:val="false"/><w:bCs w:val="false"/><w:color w:val="000000"/><w:sz w:val="18"/><w:szCs w:val="18"/></w:rPr><w:t xml:space="preserve">customs/parsers/</w:t></w:r></w:p></w:tc><w:tc><w:tcPr><w:tcW w:type="dxa" w:w="66"/><w:tcMar><w:top w:type="dxa" w:w="60"/><w:left w:type="dxa" w:w="90"/><w:bottom w:type="dxa" w:w="60"/><w:right w:type="dxa" w:w="90"/></w:tcMar></w:tcPr><w:p><w:r><w:rPr><w:b w:val="false"/><w:bCs w:val="false"/><w:color w:val="000000"/><w:sz w:val="18"/><w:szCs w:val="18"/></w:rPr><w:t xml:space="preserve">WCO DMS-XML, legacy SAD-PDF, Excel/CSV → kanonisk model</w:t></w:r></w:p></w:tc></w:tr><w:tr><w:tc><w:tcPr><w:tcW w:type="dxa" w:w="34"/><w:tcMar><w:top w:type="dxa" w:w="60"/><w:left w:type="dxa" w:w="90"/><w:bottom w:type="dxa" w:w="60"/><w:right w:type="dxa" w:w="90"/></w:tcMar></w:tcPr><w:p><w:r><w:rPr><w:b w:val="false"/><w:bCs w:val="false"/><w:color w:val="000000"/><w:sz w:val="18"/><w:szCs w:val="18"/></w:rPr><w:t xml:space="preserve">customs/analytics.py</w:t></w:r></w:p></w:tc><w:tc><w:tcPr><w:tcW w:type="dxa" w:w="66"/><w:tcMar><w:top w:type="dxa" w:w="60"/><w:left w:type="dxa" w:w="90"/><w:bottom w:type="dxa" w:w="60"/><w:right w:type="dxa" w:w="90"/></w:tcMar></w:tcPr><w:p><w:r><w:rPr><w:b w:val="false"/><w:bCs w:val="false"/><w:color w:val="000000"/><w:sz w:val="18"/><w:szCs w:val="18"/></w:rPr><w:t xml:space="preserve">Imports/Supplier/Sourcing/CPC/Transport-aggregater</w:t></w:r></w:p></w:tc></w:tr><w:tr><w:tc><w:tcPr><w:tcW w:type="dxa" w:w="34"/><w:tcMar><w:top w:type="dxa" w:w="60"/><w:left w:type="dxa" w:w="90"/><w:bottom w:type="dxa" w:w="60"/><w:right w:type="dxa" w:w="90"/></w:tcMar></w:tcPr><w:p><w:r><w:rPr><w:b w:val="false"/><w:bCs w:val="false"/><w:color w:val="000000"/><w:sz w:val="18"/><w:szCs w:val="18"/></w:rPr><w:t xml:space="preserve">customs/tariff.py</w:t></w:r></w:p></w:tc><w:tc><w:tcPr><w:tcW w:type="dxa" w:w="66"/><w:tcMar><w:top w:type="dxa" w:w="60"/><w:left w:type="dxa" w:w="90"/><w:bottom w:type="dxa" w:w="60"/><w:right w:type="dxa" w:w="90"/></w:tcMar></w:tcPr><w:p><w:r><w:rPr><w:b w:val="false"/><w:bCs w:val="false"/><w:color w:val="000000"/><w:sz w:val="18"/><w:szCs w:val="18"/></w:rPr><w:t xml:space="preserve">Temporal HS×oprindelse-opslag (MFN/præference/aftale)</w:t></w:r></w:p></w:tc></w:tr><w:tr><w:tc><w:tcPr><w:tcW w:type="dxa" w:w="34"/><w:tcMar><w:top w:type="dxa" w:w="60"/><w:left w:type="dxa" w:w="90"/><w:bottom w:type="dxa" w:w="60"/><w:right w:type="dxa" w:w="90"/></w:tcMar></w:tcPr><w:p><w:r><w:rPr><w:b w:val="false"/><w:bCs w:val="false"/><w:color w:val="000000"/><w:sz w:val="18"/><w:szCs w:val="18"/></w:rPr><w:t xml:space="preserve">customs/duty_checks.py</w:t></w:r></w:p></w:tc><w:tc><w:tcPr><w:tcW w:type="dxa" w:w="66"/><w:tcMar><w:top w:type="dxa" w:w="60"/><w:left w:type="dxa" w:w="90"/><w:bottom w:type="dxa" w:w="60"/><w:right w:type="dxa" w:w="90"/></w:tcMar></w:tcPr><w:p><w:r><w:rPr><w:b w:val="false"/><w:bCs w:val="false"/><w:color w:val="000000"/><w:sz w:val="18"/><w:szCs w:val="18"/></w:rPr><w:t xml:space="preserve">CUS-P02/P03/E01 + FTA Opportunities</w:t></w:r></w:p></w:tc></w:tr><w:tr><w:tc><w:tcPr><w:tcW w:type="dxa" w:w="34"/><w:tcMar><w:top w:type="dxa" w:w="60"/><w:left w:type="dxa" w:w="90"/><w:bottom w:type="dxa" w:w="60"/><w:right w:type="dxa" w:w="90"/></w:tcMar></w:tcPr><w:p><w:r><w:rPr><w:b w:val="false"/><w:bCs w:val="false"/><w:color w:val="000000"/><w:sz w:val="18"/><w:szCs w:val="18"/></w:rPr><w:t xml:space="preserve">customs/classification.py</w:t></w:r></w:p></w:tc><w:tc><w:tcPr><w:tcW w:type="dxa" w:w="66"/><w:tcMar><w:top w:type="dxa" w:w="60"/><w:left w:type="dxa" w:w="90"/><w:bottom w:type="dxa" w:w="60"/><w:right w:type="dxa" w:w="90"/></w:tcMar></w:tcPr><w:p><w:r><w:rPr><w:b w:val="false"/><w:bCs w:val="false"/><w:color w:val="000000"/><w:sz w:val="18"/><w:szCs w:val="18"/></w:rPr><w:t xml:space="preserve">CUS-K01 (eksakt) + CUS-K02 (fuzzy)</w:t></w:r></w:p></w:tc></w:tr><w:tr><w:tc><w:tcPr><w:tcW w:type="dxa" w:w="34"/><w:tcMar><w:top w:type="dxa" w:w="60"/><w:left w:type="dxa" w:w="90"/><w:bottom w:type="dxa" w:w="60"/><w:right w:type="dxa" w:w="90"/></w:tcMar></w:tcPr><w:p><w:r><w:rPr><w:b w:val="false"/><w:bCs w:val="false"/><w:color w:val="000000"/><w:sz w:val="18"/><w:szCs w:val="18"/></w:rPr><w:t xml:space="preserve">customs/sanity.py</w:t></w:r></w:p></w:tc><w:tc><w:tcPr><w:tcW w:type="dxa" w:w="66"/><w:tcMar><w:top w:type="dxa" w:w="60"/><w:left w:type="dxa" w:w="90"/><w:bottom w:type="dxa" w:w="60"/><w:right w:type="dxa" w:w="90"/></w:tcMar></w:tcPr><w:p><w:r><w:rPr><w:b w:val="false"/><w:bCs w:val="false"/><w:color w:val="000000"/><w:sz w:val="18"/><w:szCs w:val="18"/></w:rPr><w:t xml:space="preserve">Struktur-/konsistens-kontroller (CUS-W/H/C/V/O/P01)</w:t></w:r></w:p></w:tc></w:tr><w:tr><w:tc><w:tcPr><w:tcW w:type="dxa" w:w="34"/><w:tcMar><w:top w:type="dxa" w:w="60"/><w:left w:type="dxa" w:w="90"/><w:bottom w:type="dxa" w:w="60"/><w:right w:type="dxa" w:w="90"/></w:tcMar></w:tcPr><w:p><w:r><w:rPr><w:b w:val="false"/><w:bCs w:val="false"/><w:color w:val="000000"/><w:sz w:val="18"/><w:szCs w:val="18"/></w:rPr><w:t xml:space="preserve">validation/</w:t></w:r></w:p></w:tc><w:tc><w:tcPr><w:tcW w:type="dxa" w:w="66"/><w:tcMar><w:top w:type="dxa" w:w="60"/><w:left w:type="dxa" w:w="90"/><w:bottom w:type="dxa" w:w="60"/><w:right w:type="dxa" w:w="90"/></w:tcMar></w:tcPr><w:p><w:r><w:rPr><w:b w:val="false"/><w:bCs w:val="false"/><w:color w:val="000000"/><w:sz w:val="18"/><w:szCs w:val="18"/></w:rPr><w:t xml:space="preserve">Uafhængig valideringssuite + rapportgenerator</w:t></w:r></w:p></w:tc></w:tr></w:tbl><w:p><w:pPr><w:spacing w:after="120" w:before="280"/></w:pPr><w:r><w:rPr><w:b/><w:bCs/><w:color w:val="1B365D"/><w:sz w:val="26"/><w:szCs w:val="26"/></w:rPr><w:t xml:space="preserve">Appendiks B — Ordliste</w:t></w:r></w:p><w:tbl><w:tblPr><w:tblW w:type="dxa" w:w="9360"/><w:tblBorders><w:top w:val="single" w:color="auto" w:sz="4"/><w:left w:val="single" w:color="auto" w:sz="4"/><w:bottom w:val="single" w:color="auto" w:sz="4"/><w:right w:val="single" w:color="auto" w:sz="4"/><w:insideH w:val="single" w:color="auto" w:sz="4"/><w:insideV w:val="single" w:color="auto" w:sz="4"/></w:tblBorders></w:tblPr><w:tblGrid><w:gridCol w:w="26"/><w:gridCol w:w="74"/></w:tblGrid><w:tr><w:trPr><w:tblHeader/></w:trPr><w:tc><w:tcPr><w:tcW w:type="dxa" w:w="26"/><w:shd w:fill="1B365D" w:color="auto" w:val="clear"/><w:tcMar><w:top w:type="dxa" w:w="60"/><w:left w:type="dxa" w:w="90"/><w:bottom w:type="dxa" w:w="60"/><w:right w:type="dxa" w:w="90"/></w:tcMar></w:tcPr><w:p><w:r><w:rPr><w:b/><w:bCs/><w:color w:val="FFFFFF"/><w:sz w:val="18"/><w:szCs w:val="18"/></w:rPr><w:t xml:space="preserve">Term</w:t></w:r></w:p></w:tc><w:tc><w:tcPr><w:tcW w:type="dxa" w:w="74"/><w:shd w:fill="1B365D" w:color="auto" w:val="clear"/><w:tcMar><w:top w:type="dxa" w:w="60"/><w:left w:type="dxa" w:w="90"/><w:bottom w:type="dxa" w:w="60"/><w:right w:type="dxa" w:w="90"/></w:tcMar></w:tcPr><w:p><w:r><w:rPr><w:b/><w:bCs/><w:color w:val="FFFFFF"/><w:sz w:val="18"/><w:szCs w:val="18"/></w:rPr><w:t xml:space="preserve">Forklaring</w:t></w:r></w:p></w:tc></w:tr><w:tr><w:tc><w:tcPr><w:tcW w:type="dxa" w:w="26"/><w:tcMar><w:top w:type="dxa" w:w="60"/><w:left w:type="dxa" w:w="90"/><w:bottom w:type="dxa" w:w="60"/><w:right w:type="dxa" w:w="90"/></w:tcMar></w:tcPr><w:p><w:r><w:rPr><w:b w:val="false"/><w:bCs w:val="false"/><w:color w:val="000000"/><w:sz w:val="18"/><w:szCs w:val="18"/></w:rPr><w:t xml:space="preserve">DMS / WCO DMS-XML</w:t></w:r></w:p></w:tc><w:tc><w:tcPr><w:tcW w:type="dxa" w:w="74"/><w:tcMar><w:top w:type="dxa" w:w="60"/><w:left w:type="dxa" w:w="90"/><w:bottom w:type="dxa" w:w="60"/><w:right w:type="dxa" w:w="90"/></w:tcMar></w:tcPr><w:p><w:r><w:rPr><w:b w:val="false"/><w:bCs w:val="false"/><w:color w:val="000000"/><w:sz w:val="18"/><w:szCs w:val="18"/></w:rPr><w:t xml:space="preserve">Danmarks toldangivelsessystem; WCO Data Model XML er udvekslingsformatet</w:t></w:r></w:p></w:tc></w:tr><w:tr><w:tc><w:tcPr><w:tcW w:type="dxa" w:w="26"/><w:tcMar><w:top w:type="dxa" w:w="60"/><w:left w:type="dxa" w:w="90"/><w:bottom w:type="dxa" w:w="60"/><w:right w:type="dxa" w:w="90"/></w:tcMar></w:tcPr><w:p><w:r><w:rPr><w:b w:val="false"/><w:bCs w:val="false"/><w:color w:val="000000"/><w:sz w:val="18"/><w:szCs w:val="18"/></w:rPr><w:t xml:space="preserve">MFN</w:t></w:r></w:p></w:tc><w:tc><w:tcPr><w:tcW w:type="dxa" w:w="74"/><w:tcMar><w:top w:type="dxa" w:w="60"/><w:left w:type="dxa" w:w="90"/><w:bottom w:type="dxa" w:w="60"/><w:right w:type="dxa" w:w="90"/></w:tcMar></w:tcPr><w:p><w:r><w:rPr><w:b w:val="false"/><w:bCs w:val="false"/><w:color w:val="000000"/><w:sz w:val="18"/><w:szCs w:val="18"/></w:rPr><w:t xml:space="preserve">Most Favoured Nation — tredjelandstoldsatsen uden præference</w:t></w:r></w:p></w:tc></w:tr><w:tr><w:tc><w:tcPr><w:tcW w:type="dxa" w:w="26"/><w:tcMar><w:top w:type="dxa" w:w="60"/><w:left w:type="dxa" w:w="90"/><w:bottom w:type="dxa" w:w="60"/><w:right w:type="dxa" w:w="90"/></w:tcMar></w:tcPr><w:p><w:r><w:rPr><w:b w:val="false"/><w:bCs w:val="false"/><w:color w:val="000000"/><w:sz w:val="18"/><w:szCs w:val="18"/></w:rPr><w:t xml:space="preserve">EDR</w:t></w:r></w:p></w:tc><w:tc><w:tcPr><w:tcW w:type="dxa" w:w="74"/><w:tcMar><w:top w:type="dxa" w:w="60"/><w:left w:type="dxa" w:w="90"/><w:bottom w:type="dxa" w:w="60"/><w:right w:type="dxa" w:w="90"/></w:tcMar></w:tcPr><w:p><w:r><w:rPr><w:b w:val="false"/><w:bCs w:val="false"/><w:color w:val="000000"/><w:sz w:val="18"/><w:szCs w:val="18"/></w:rPr><w:t xml:space="preserve">Effektiv toldsats = told ÷ toldværdi</w:t></w:r></w:p></w:tc></w:tr><w:tr><w:tc><w:tcPr><w:tcW w:type="dxa" w:w="26"/><w:tcMar><w:top w:type="dxa" w:w="60"/><w:left w:type="dxa" w:w="90"/><w:bottom w:type="dxa" w:w="60"/><w:right w:type="dxa" w:w="90"/></w:tcMar></w:tcPr><w:p><w:r><w:rPr><w:b w:val="false"/><w:bCs w:val="false"/><w:color w:val="000000"/><w:sz w:val="18"/><w:szCs w:val="18"/></w:rPr><w:t xml:space="preserve">FTA / GSP / EPA</w:t></w:r></w:p></w:tc><w:tc><w:tcPr><w:tcW w:type="dxa" w:w="74"/><w:tcMar><w:top w:type="dxa" w:w="60"/><w:left w:type="dxa" w:w="90"/><w:bottom w:type="dxa" w:w="60"/><w:right w:type="dxa" w:w="90"/></w:tcMar></w:tcPr><w:p><w:r><w:rPr><w:b w:val="false"/><w:bCs w:val="false"/><w:color w:val="000000"/><w:sz w:val="18"/><w:szCs w:val="18"/></w:rPr><w:t xml:space="preserve">Frihandelsaftale / præferenceordning for udviklingslande / økonomisk partnerskabsaftale</w:t></w:r></w:p></w:tc></w:tr><w:tr><w:tc><w:tcPr><w:tcW w:type="dxa" w:w="26"/><w:tcMar><w:top w:type="dxa" w:w="60"/><w:left w:type="dxa" w:w="90"/><w:bottom w:type="dxa" w:w="60"/><w:right w:type="dxa" w:w="90"/></w:tcMar></w:tcPr><w:p><w:r><w:rPr><w:b w:val="false"/><w:bCs w:val="false"/><w:color w:val="000000"/><w:sz w:val="18"/><w:szCs w:val="18"/></w:rPr><w:t xml:space="preserve">TARIC</w:t></w:r></w:p></w:tc><w:tc><w:tcPr><w:tcW w:type="dxa" w:w="74"/><w:tcMar><w:top w:type="dxa" w:w="60"/><w:left w:type="dxa" w:w="90"/><w:bottom w:type="dxa" w:w="60"/><w:right w:type="dxa" w:w="90"/></w:tcMar></w:tcPr><w:p><w:r><w:rPr><w:b w:val="false"/><w:bCs w:val="false"/><w:color w:val="000000"/><w:sz w:val="18"/><w:szCs w:val="18"/></w:rPr><w:t xml:space="preserve">EU&apos;s integrerede tarif — satser, præferencer, foranstaltninger</w:t></w:r></w:p></w:tc></w:tr><w:tr><w:tc><w:tcPr><w:tcW w:type="dxa" w:w="26"/><w:tcMar><w:top w:type="dxa" w:w="60"/><w:left w:type="dxa" w:w="90"/><w:bottom w:type="dxa" w:w="60"/><w:right w:type="dxa" w:w="90"/></w:tcMar></w:tcPr><w:p><w:r><w:rPr><w:b w:val="false"/><w:bCs w:val="false"/><w:color w:val="000000"/><w:sz w:val="18"/><w:szCs w:val="18"/></w:rPr><w:t xml:space="preserve">DutyRegimeCode</w:t></w:r></w:p></w:tc><w:tc><w:tcPr><w:tcW w:type="dxa" w:w="74"/><w:tcMar><w:top w:type="dxa" w:w="60"/><w:left w:type="dxa" w:w="90"/><w:bottom w:type="dxa" w:w="60"/><w:right w:type="dxa" w:w="90"/></w:tcMar></w:tcPr><w:p><w:r><w:rPr><w:b w:val="false"/><w:bCs w:val="false"/><w:color w:val="000000"/><w:sz w:val="18"/><w:szCs w:val="18"/></w:rPr><w:t xml:space="preserve">Præferencekode (14 11 001); 100 = ingen præference</w:t></w:r></w:p></w:tc></w:tr></w:tbl><w:sectPr><w:pgSz w:w="11906" w:h="16838" w:orient="portrait"/><w:pgMar w:top="1134" w:right="1134" w:bottom="1134" w:left="1134" w:header="708" w:footer="708" w:gutter="0"/><w:pgNumType/><w:docGrid w:linePitch="360"/></w:sectPr></w:body></w:document>
+<file path=word/document.xml><?xml version="1.0" encoding="UTF-8" standalone="yes"?><w:document mc:Ignorable="w14 w15 wp14" xmlns:wpc="http://schemas.microsoft.com/office/word/2010/wordprocessingCanvas" xmlns:mc="http://schemas.openxmlformats.org/markup-compatibility/2006" xmlns:o="urn:schemas-microsoft-com:office:office" xmlns:r="http://schemas.openxmlformats.org/officeDocument/2006/relationships" xmlns:m="http://schemas.openxmlformats.org/officeDocument/2006/math" xmlns:v="urn:schemas-microsoft-com:vml" xmlns:wp14="http://schemas.microsoft.com/office/word/2010/wordprocessingDrawing" xmlns:wp="http://schemas.openxmlformats.org/drawingml/2006/wordprocessingDrawing" xmlns:w10="urn:schemas-microsoft-com:office:word" xmlns:w="http://schemas.openxmlformats.org/wordprocessingml/2006/main" xmlns:w14="http://schemas.microsoft.com/office/word/2010/wordml" xmlns:w15="http://schemas.microsoft.com/office/word/2012/wordml" xmlns:wpg="http://schemas.microsoft.com/office/word/2010/wordprocessingGroup" xmlns:wpi="http://schemas.microsoft.com/office/word/2010/wordprocessingInk" xmlns:wne="http://schemas.microsoft.com/office/word/2006/wordml" xmlns:wps="http://schemas.microsoft.com/office/word/2010/wordprocessingShape" xmlns:cx="http://schemas.microsoft.com/office/drawing/2014/chartex" xmlns:cx1="http://schemas.microsoft.com/office/drawing/2015/9/8/chartex" xmlns:cx2="http://schemas.microsoft.com/office/drawing/2015/10/21/chartex" xmlns:cx3="http://schemas.microsoft.com/office/drawing/2016/5/9/chartex" xmlns:cx4="http://schemas.microsoft.com/office/drawing/2016/5/10/chartex" xmlns:cx5="http://schemas.microsoft.com/office/drawing/2016/5/11/chartex" xmlns:cx6="http://schemas.microsoft.com/office/drawing/2016/5/12/chartex" xmlns:cx7="http://schemas.microsoft.com/office/drawing/2016/5/13/chartex" xmlns:cx8="http://schemas.microsoft.com/office/drawing/2016/5/14/chartex" xmlns:aink="http://schemas.microsoft.com/office/drawing/2016/ink" xmlns:am3d="http://schemas.microsoft.com/office/drawing/2017/model3d" xmlns:w16cex="http://schemas.microsoft.com/office/word/2018/wordml/cex" xmlns:w16cid="http://schemas.microsoft.com/office/word/2016/wordml/cid" xmlns:w16="http://schemas.microsoft.com/office/word/2018/wordml" xmlns:w16sdtdh="http://schemas.microsoft.com/office/word/2020/wordml/sdtdatahash" xmlns:w16se="http://schemas.microsoft.com/office/word/2015/wordml/symex"><w:body><w:p><w:pPr><w:spacing w:after="0" w:before="1200"/></w:pPr><w:r><w:rPr><w:b/><w:bCs/><w:color w:val="1B365D"/><w:sz w:val="52"/><w:szCs w:val="52"/></w:rPr><w:t xml:space="preserve">Customs Analytics</w:t></w:r></w:p><w:p><w:pPr><w:spacing w:after="200"/></w:pPr><w:r><w:rPr><w:color w:val="2E5C8A"/><w:sz w:val="30"/><w:szCs w:val="30"/></w:rPr><w:t xml:space="preserve">Løsnings- og arkitekturbeskrivelse</w:t></w:r></w:p><w:p><w:pPr><w:spacing w:after="120"/></w:pPr><w:r><w:rPr><w:sz w:val="20"/><w:szCs w:val="20"/></w:rPr><w:t xml:space="preserve">Bal AI · told- og importanalyse af danske DMS/WCO-importdata</w:t></w:r></w:p><w:p><w:pPr><w:spacing w:after="120"/></w:pPr><w:r><w:rPr><w:sz w:val="20"/><w:szCs w:val="20"/></w:rPr><w:t xml:space="preserve">Version 0.2.0 · 1. juli 2026</w:t></w:r></w:p><w:p><w:pPr><w:spacing w:before="200"/></w:pPr><w:r><w:rPr><w:i/><w:iCs/><w:color w:val="666666"/><w:sz w:val="18"/><w:szCs w:val="18"/></w:rPr><w:t xml:space="preserve">Klassifikation: Fortroligt — internt. Kun privat repo og EY-godkendte systemer.</w:t></w:r></w:p><w:p><w:r><w:br w:type="page"/></w:r></w:p><w:p><w:pPr><w:spacing w:after="120" w:before="280"/></w:pPr><w:r><w:rPr><w:b/><w:bCs/><w:color w:val="1B365D"/><w:sz w:val="26"/><w:szCs w:val="26"/></w:rPr><w:t xml:space="preserve">1. Formål og afgrænsning</w:t></w:r></w:p><w:p><w:pPr><w:spacing w:after="120"/></w:pPr><w:r><w:rPr><w:sz w:val="20"/><w:szCs w:val="20"/></w:rPr><w:t xml:space="preserve">Customs Analytics analyserer danske importangivelser og giver told-/importanalyse plus told-faglige kontroller. Det er et ANALYSE- og KONTROLVÆRKTØJ, ikke et toldangivelsessystem: det indsender ikke angivelser og ændrer aldrig den uploadede angivelse — det analyserer og rapporterer. Oprindelsesvurdering (om en vare opfylder oprindelsesreglerne) ligger bevidst uden for scope; det er klarererens/leverandørens ansvar.</w:t></w:r></w:p><w:p><w:pPr><w:spacing w:after="120" w:before="280"/></w:pPr><w:r><w:rPr><w:b/><w:bCs/><w:color w:val="1B365D"/><w:sz w:val="26"/><w:szCs w:val="26"/></w:rPr><w:t xml:space="preserve">2. Teknologistack</w:t></w:r></w:p><0/><w:p><w:pPr><w:spacing w:after="120" w:before="280"/></w:pPr><w:r><w:rPr><w:b/><w:bCs/><w:color w:val="1B365D"/><w:sz w:val="26"/><w:szCs w:val="26"/></w:rPr><w:t xml:space="preserve">3. Arkitektur</w:t></w:r></w:p><w:p><w:pPr><w:spacing w:after="120"/></w:pPr><w:r><w:rPr><w:sz w:val="20"/><w:szCs w:val="20"/></w:rPr><w:t xml:space="preserve">Al forretningslogik ligger i den testbare pakke customs/ (schema, parsers, analytics, tariff, duty_checks, classification, sanity), der kan køres uden web-lag og uden netværk. app.py er kun web-laget: ruter, upload-dispatch, JSON-API. Samme referencearkitektur som SAF-T og VIES.</w:t></w:r></w:p><w:p><w:pPr><w:spacing w:after="120" w:before="280"/></w:pPr><w:r><w:rPr><w:b/><w:bCs/><w:color w:val="1B365D"/><w:sz w:val="26"/><w:szCs w:val="26"/></w:rPr><w:t xml:space="preserve">4. Dataflow</w:t></w:r></w:p><0/><w:p><w:pPr><w:spacing w:after="120" w:before="280"/></w:pPr><w:r><w:rPr><w:b/><w:bCs/><w:color w:val="1B365D"/><w:sz w:val="26"/><w:szCs w:val="26"/></w:rPr><w:t xml:space="preserve">5. Kontrol- og analysemodel (5 lag)</w:t></w:r></w:p><w:p><w:pPr><w:spacing w:after="120"/></w:pPr><w:r><w:rPr><w:sz w:val="20"/><w:szCs w:val="20"/></w:rPr><w:t xml:space="preserve">Kontrollerne er katalogiseret i 5 lag i det versionerede regelkatalog (customs/rules/Customs-Validation-Rules.json). Hver kontrol er forankret i en autoritativ kilde og mappet til modul + test (se sporbarhedsmatrixen).</w:t></w:r></w:p><w:tbl><w:tblPr><w:tblW w:type="dxa" w:w="9360"/><w:tblBorders><w:top w:val="single" w:color="auto" w:sz="4"/><w:left w:val="single" w:color="auto" w:sz="4"/><w:bottom w:val="single" w:color="auto" w:sz="4"/><w:right w:val="single" w:color="auto" w:sz="4"/><w:insideH w:val="single" w:color="auto" w:sz="4"/><w:insideV w:val="single" w:color="auto" w:sz="4"/></w:tblBorders></w:tblPr><w:tblGrid><w:gridCol w:w="30"/><w:gridCol w:w="36"/><w:gridCol w:w="34"/></w:tblGrid><w:tr><w:trPr><w:tblHeader/></w:trPr><w:tc><w:tcPr><w:tcW w:type="dxa" w:w="30"/><w:shd w:fill="1B365D" w:color="auto" w:val="clear"/><w:tcMar><w:top w:type="dxa" w:w="60"/><w:left w:type="dxa" w:w="90"/><w:bottom w:type="dxa" w:w="60"/><w:right w:type="dxa" w:w="90"/></w:tcMar></w:tcPr><w:p><w:r><w:rPr><w:b/><w:bCs/><w:color w:val="FFFFFF"/><w:sz w:val="18"/><w:szCs w:val="18"/></w:rPr><w:t xml:space="preserve">Lag</w:t></w:r></w:p></w:tc><w:tc><w:tcPr><w:tcW w:type="dxa" w:w="36"/><w:shd w:fill="1B365D" w:color="auto" w:val="clear"/><w:tcMar><w:top w:type="dxa" w:w="60"/><w:left w:type="dxa" w:w="90"/><w:bottom w:type="dxa" w:w="60"/><w:right w:type="dxa" w:w="90"/></w:tcMar></w:tcPr><w:p><w:r><w:rPr><w:b/><w:bCs/><w:color w:val="FFFFFF"/><w:sz w:val="18"/><w:szCs w:val="18"/></w:rPr><w:t xml:space="preserve">Fokus</w:t></w:r></w:p></w:tc><w:tc><w:tcPr><w:tcW w:type="dxa" w:w="34"/><w:shd w:fill="1B365D" w:color="auto" w:val="clear"/><w:tcMar><w:top w:type="dxa" w:w="60"/><w:left w:type="dxa" w:w="90"/><w:bottom w:type="dxa" w:w="60"/><w:right w:type="dxa" w:w="90"/></w:tcMar></w:tcPr><w:p><w:r><w:rPr><w:b/><w:bCs/><w:color w:val="FFFFFF"/><w:sz w:val="18"/><w:szCs w:val="18"/></w:rPr><w:t xml:space="preserve">Kontroller</w:t></w:r></w:p></w:tc></w:tr><w:tr><w:tc><w:tcPr><w:tcW w:type="dxa" w:w="30"/><w:tcMar><w:top w:type="dxa" w:w="60"/><w:left w:type="dxa" w:w="90"/><w:bottom w:type="dxa" w:w="60"/><w:right w:type="dxa" w:w="90"/></w:tcMar></w:tcPr><w:p><w:r><w:rPr><w:b w:val="false"/><w:bCs w:val="false"/><w:color w:val="000000"/><w:sz w:val="18"/><w:szCs w:val="18"/></w:rPr><w:t xml:space="preserve">1 · Struktur &amp; format</w:t></w:r></w:p></w:tc><w:tc><w:tcPr><w:tcW w:type="dxa" w:w="36"/><w:tcMar><w:top w:type="dxa" w:w="60"/><w:left w:type="dxa" w:w="90"/><w:bottom w:type="dxa" w:w="60"/><w:right w:type="dxa" w:w="90"/></w:tcMar></w:tcPr><w:p><w:r><w:rPr><w:b w:val="false"/><w:bCs w:val="false"/><w:color w:val="000000"/><w:sz w:val="18"/><w:szCs w:val="18"/></w:rPr><w:t xml:space="preserve">Varekode, procedurekode, XML-struktur</w:t></w:r></w:p></w:tc><w:tc><w:tcPr><w:tcW w:type="dxa" w:w="34"/><w:tcMar><w:top w:type="dxa" w:w="60"/><w:left w:type="dxa" w:w="90"/><w:bottom w:type="dxa" w:w="60"/><w:right w:type="dxa" w:w="90"/></w:tcMar></w:tcPr><w:p><w:r><w:rPr><w:b w:val="false"/><w:bCs w:val="false"/><w:color w:val="000000"/><w:sz w:val="18"/><w:szCs w:val="18"/></w:rPr><w:t xml:space="preserve">CUS-H01, CUS-C01, CUS-X01 (XSD)</w:t></w:r></w:p></w:tc></w:tr><w:tr><w:tc><w:tcPr><w:tcW w:type="dxa" w:w="30"/><w:tcMar><w:top w:type="dxa" w:w="60"/><w:left w:type="dxa" w:w="90"/><w:bottom w:type="dxa" w:w="60"/><w:right w:type="dxa" w:w="90"/></w:tcMar></w:tcPr><w:p><w:r><w:rPr><w:b w:val="false"/><w:bCs w:val="false"/><w:color w:val="000000"/><w:sz w:val="18"/><w:szCs w:val="18"/></w:rPr><w:t xml:space="preserve">2 · Intern konsistens</w:t></w:r></w:p></w:tc><w:tc><w:tcPr><w:tcW w:type="dxa" w:w="36"/><w:tcMar><w:top w:type="dxa" w:w="60"/><w:left w:type="dxa" w:w="90"/><w:bottom w:type="dxa" w:w="60"/><w:right w:type="dxa" w:w="90"/></w:tcMar></w:tcPr><w:p><w:r><w:rPr><w:b w:val="false"/><w:bCs w:val="false"/><w:color w:val="000000"/><w:sz w:val="18"/><w:szCs w:val="18"/></w:rPr><w:t xml:space="preserve">Vægt- og værditotaler</w:t></w:r></w:p></w:tc><w:tc><w:tcPr><w:tcW w:type="dxa" w:w="34"/><w:tcMar><w:top w:type="dxa" w:w="60"/><w:left w:type="dxa" w:w="90"/><w:bottom w:type="dxa" w:w="60"/><w:right w:type="dxa" w:w="90"/></w:tcMar></w:tcPr><w:p><w:r><w:rPr><w:b w:val="false"/><w:bCs w:val="false"/><w:color w:val="000000"/><w:sz w:val="18"/><w:szCs w:val="18"/></w:rPr><w:t xml:space="preserve">CUS-W01, CUS-W02, CUS-V01 (+ planlagt CUS-V02)</w:t></w:r></w:p></w:tc></w:tr><w:tr><w:tc><w:tcPr><w:tcW w:type="dxa" w:w="30"/><w:tcMar><w:top w:type="dxa" w:w="60"/><w:left w:type="dxa" w:w="90"/><w:bottom w:type="dxa" w:w="60"/><w:right w:type="dxa" w:w="90"/></w:tcMar></w:tcPr><w:p><w:r><w:rPr><w:b w:val="false"/><w:bCs w:val="false"/><w:color w:val="000000"/><w:sz w:val="18"/><w:szCs w:val="18"/></w:rPr><w:t xml:space="preserve">3 · Oprindelse &amp; præference-krav</w:t></w:r></w:p></w:tc><w:tc><w:tcPr><w:tcW w:type="dxa" w:w="36"/><w:tcMar><w:top w:type="dxa" w:w="60"/><w:left w:type="dxa" w:w="90"/><w:bottom w:type="dxa" w:w="60"/><w:right w:type="dxa" w:w="90"/></w:tcMar></w:tcPr><w:p><w:r><w:rPr><w:b w:val="false"/><w:bCs w:val="false"/><w:color w:val="000000"/><w:sz w:val="18"/><w:szCs w:val="18"/></w:rPr><w:t xml:space="preserve">Oprindelse, præference-fuldstændighed</w:t></w:r></w:p></w:tc><w:tc><w:tcPr><w:tcW w:type="dxa" w:w="34"/><w:tcMar><w:top w:type="dxa" w:w="60"/><w:left w:type="dxa" w:w="90"/><w:bottom w:type="dxa" w:w="60"/><w:right w:type="dxa" w:w="90"/></w:tcMar></w:tcPr><w:p><w:r><w:rPr><w:b w:val="false"/><w:bCs w:val="false"/><w:color w:val="000000"/><w:sz w:val="18"/><w:szCs w:val="18"/></w:rPr><w:t xml:space="preserve">CUS-O01, CUS-P01</w:t></w:r></w:p></w:tc></w:tr><w:tr><w:tc><w:tcPr><w:tcW w:type="dxa" w:w="30"/><w:tcMar><w:top w:type="dxa" w:w="60"/><w:left w:type="dxa" w:w="90"/><w:bottom w:type="dxa" w:w="60"/><w:right w:type="dxa" w:w="90"/></w:tcMar></w:tcPr><w:p><w:r><w:rPr><w:b w:val="false"/><w:bCs w:val="false"/><w:color w:val="000000"/><w:sz w:val="18"/><w:szCs w:val="18"/></w:rPr><w:t xml:space="preserve">4 · Tarifering &amp; told</w:t></w:r></w:p></w:tc><w:tc><w:tcPr><w:tcW w:type="dxa" w:w="36"/><w:tcMar><w:top w:type="dxa" w:w="60"/><w:left w:type="dxa" w:w="90"/><w:bottom w:type="dxa" w:w="60"/><w:right w:type="dxa" w:w="90"/></w:tcMar></w:tcPr><w:p><w:r><w:rPr><w:b w:val="false"/><w:bCs w:val="false"/><w:color w:val="000000"/><w:sz w:val="18"/><w:szCs w:val="18"/></w:rPr><w:t xml:space="preserve">FTA-mulighed, ugyldig præference, EDR</w:t></w:r></w:p></w:tc><w:tc><w:tcPr><w:tcW w:type="dxa" w:w="34"/><w:tcMar><w:top w:type="dxa" w:w="60"/><w:left w:type="dxa" w:w="90"/><w:bottom w:type="dxa" w:w="60"/><w:right w:type="dxa" w:w="90"/></w:tcMar></w:tcPr><w:p><w:r><w:rPr><w:b w:val="false"/><w:bCs w:val="false"/><w:color w:val="000000"/><w:sz w:val="18"/><w:szCs w:val="18"/></w:rPr><w:t xml:space="preserve">CUS-P02, CUS-P03, CUS-E01 (+ planlagt CUS-AD01, CUS-E02)</w:t></w:r></w:p></w:tc></w:tr><w:tr><w:tc><w:tcPr><w:tcW w:type="dxa" w:w="30"/><w:tcMar><w:top w:type="dxa" w:w="60"/><w:left w:type="dxa" w:w="90"/><w:bottom w:type="dxa" w:w="60"/><w:right w:type="dxa" w:w="90"/></w:tcMar></w:tcPr><w:p><w:r><w:rPr><w:b w:val="false"/><w:bCs w:val="false"/><w:color w:val="000000"/><w:sz w:val="18"/><w:szCs w:val="18"/></w:rPr><w:t xml:space="preserve">5 · Klassifikation</w:t></w:r></w:p></w:tc><w:tc><w:tcPr><w:tcW w:type="dxa" w:w="36"/><w:tcMar><w:top w:type="dxa" w:w="60"/><w:left w:type="dxa" w:w="90"/><w:bottom w:type="dxa" w:w="60"/><w:right w:type="dxa" w:w="90"/></w:tcMar></w:tcPr><w:p><w:r><w:rPr><w:b w:val="false"/><w:bCs w:val="false"/><w:color w:val="000000"/><w:sz w:val="18"/><w:szCs w:val="18"/></w:rPr><w:t xml:space="preserve">Konsistens i HS-kodning</w:t></w:r></w:p></w:tc><w:tc><w:tcPr><w:tcW w:type="dxa" w:w="34"/><w:tcMar><w:top w:type="dxa" w:w="60"/><w:left w:type="dxa" w:w="90"/><w:bottom w:type="dxa" w:w="60"/><w:right w:type="dxa" w:w="90"/></w:tcMar></w:tcPr><w:p><w:r><w:rPr><w:b w:val="false"/><w:bCs w:val="false"/><w:color w:val="000000"/><w:sz w:val="18"/><w:szCs w:val="18"/></w:rPr><w:t xml:space="preserve">CUS-K01 (eksakt), CUS-K02 (fuzzy)</w:t></w:r></w:p></w:tc></w:tr></w:tbl><w:p><w:pPr><w:spacing w:after="80" w:before="180"/></w:pPr><w:r><w:rPr><w:b/><w:bCs/><w:color w:val="2E5C8A"/><w:sz w:val="22"/><w:szCs w:val="22"/></w:rPr><w:t xml:space="preserve">Analyse-dashboards</w:t></w:r></w:p><w:p><w:pPr><w:spacing w:after="120"/></w:pPr><w:r><w:rPr><w:sz w:val="20"/><w:szCs w:val="20"/></w:rPr><w:t xml:space="preserve">Kernen i værktøjet er syv analysesider, der belyser importporteføljen: Oversigt (toldværdi, told, effektiv toldsats, verdenskort og udvikling over tid), Leverandører, Sourcing (pr. oprindelsesland og HS-kode), Procedurekoder, Transport, FTA-muligheder (uudnyttet præference) og Klassifikation (samme vare på forskellige HS-koder).</w:t></w:r></w:p><w:p><w:pPr><w:spacing w:after="80" w:before="180"/></w:pPr><w:r><w:rPr><w:b/><w:bCs/><w:color w:val="2E5C8A"/><w:sz w:val="22"/><w:szCs w:val="22"/></w:rPr><w:t xml:space="preserve">Risici &amp; muligheder (konsolideret analyse)</w:t></w:r></w:p><w:p><w:pPr><w:spacing w:after="120"/></w:pPr><w:r><w:rPr><w:sz w:val="20"/><w:szCs w:val="20"/></w:rPr><w:t xml:space="preserve">customs/risk_analysis.py samler porteføljens optimerings- og risikosignaler til én oversigt: besparelsespotentiale (uudnyttet FTA), toldrisiko (påberåbte præferencer uden kendt aftale — told der kan kræves), fejlklassificering og EDR-anomalier (vareposter hvor faktisk effektiv toldsats afviger væsentligt fra forventet, beløbsvægtet). Præsenteres som porteføljetal plus en prioriteret, beløbssorteret liste.</w:t></w:r></w:p><w:p><w:pPr><w:spacing w:after="120"/></w:pPr><w:r><w:rPr><w:sz w:val="20"/><w:szCs w:val="20"/></w:rPr><w:t xml:space="preserve">Vigtigt: dette er en ANALYSE på tværs af en portefølje af tolddata — trends, risici og optimeringsmuligheder — ikke en godkendt/afvist-vurdering af en enkelt angivelse. Regelkataloget dokumenterer de underliggende tjek; det driver ingen compliance-dom.</w:t></w:r></w:p><w:p><w:pPr><w:spacing w:after="120" w:before="280"/></w:pPr><w:r><w:rPr><w:b/><w:bCs/><w:color w:val="1B365D"/><w:sz w:val="26"/><w:szCs w:val="26"/></w:rPr><w:t xml:space="preserve">6. Told- og tariferingsmotor</w:t></w:r></w:p><w:p><w:pPr><w:spacing w:after="120"/></w:pPr><w:r><w:rPr><w:sz w:val="20"/><w:szCs w:val="20"/></w:rPr><w:t xml:space="preserve">customs/tariff.py slår op HS × oprindelse × dato → MFN-sats / præferencesats / aftale. Motoren er DATO-BEVIDST (temporal): en nyere frihandelsaftale lægges ikke ned over en ældre transaktion; gruppemedlemskab (fx GSP-graduering) opløses på importdatoen. Measures arver fra forælderkoden (kode-arv 10→8→6→4→2 cifre). Toldunioner (measureType 106) er medtaget; præferencetoldkontingenter (143/146/147) markeres som kvote.</w:t></w:r></w:p><w:p><w:pPr><w:spacing w:after="120" w:before="280"/></w:pPr><w:r><w:rPr><w:b/><w:bCs/><w:color w:val="1B365D"/><w:sz w:val="26"/><w:szCs w:val="26"/></w:rPr><w:t xml:space="preserve">7. Referencedata og provenance</w:t></w:r></w:p><w:tbl><w:tblPr><w:tblW w:type="dxa" w:w="9360"/><w:tblBorders><w:top w:val="single" w:color="auto" w:sz="4"/><w:left w:val="single" w:color="auto" w:sz="4"/><w:bottom w:val="single" w:color="auto" w:sz="4"/><w:right w:val="single" w:color="auto" w:sz="4"/><w:insideH w:val="single" w:color="auto" w:sz="4"/><w:insideV w:val="single" w:color="auto" w:sz="4"/></w:tblBorders></w:tblPr><w:tblGrid><w:gridCol w:w="34"/><w:gridCol w:w="36"/><w:gridCol w:w="30"/></w:tblGrid><w:tr><w:trPr><w:tblHeader/></w:trPr><w:tc><w:tcPr><w:tcW w:type="dxa" w:w="34"/><w:shd w:fill="1B365D" w:color="auto" w:val="clear"/><w:tcMar><w:top w:type="dxa" w:w="60"/><w:left w:type="dxa" w:w="90"/><w:bottom w:type="dxa" w:w="60"/><w:right w:type="dxa" w:w="90"/></w:tcMar></w:tcPr><w:p><w:r><w:rPr><w:b/><w:bCs/><w:color w:val="FFFFFF"/><w:sz w:val="18"/><w:szCs w:val="18"/></w:rPr><w:t xml:space="preserve">Kilde</w:t></w:r></w:p></w:tc><w:tc><w:tcPr><w:tcW w:type="dxa" w:w="36"/><w:shd w:fill="1B365D" w:color="auto" w:val="clear"/><w:tcMar><w:top w:type="dxa" w:w="60"/><w:left w:type="dxa" w:w="90"/><w:bottom w:type="dxa" w:w="60"/><w:right w:type="dxa" w:w="90"/></w:tcMar></w:tcPr><w:p><w:r><w:rPr><w:b/><w:bCs/><w:color w:val="FFFFFF"/><w:sz w:val="18"/><w:szCs w:val="18"/></w:rPr><w:t xml:space="preserve">Indhold</w:t></w:r></w:p></w:tc><w:tc><w:tcPr><w:tcW w:type="dxa" w:w="30"/><w:shd w:fill="1B365D" w:color="auto" w:val="clear"/><w:tcMar><w:top w:type="dxa" w:w="60"/><w:left w:type="dxa" w:w="90"/><w:bottom w:type="dxa" w:w="60"/><w:right w:type="dxa" w:w="90"/></w:tcMar></w:tcPr><w:p><w:r><w:rPr><w:b/><w:bCs/><w:color w:val="FFFFFF"/><w:sz w:val="18"/><w:szCs w:val="18"/></w:rPr><w:t xml:space="preserve">Mekanisme</w:t></w:r></w:p></w:tc></w:tr><w:tr><w:tc><w:tcPr><w:tcW w:type="dxa" w:w="34"/><w:tcMar><w:top w:type="dxa" w:w="60"/><w:left w:type="dxa" w:w="90"/><w:bottom w:type="dxa" w:w="60"/><w:right w:type="dxa" w:w="90"/></w:tcMar></w:tcPr><w:p><w:r><w:rPr><w:b w:val="false"/><w:bCs w:val="false"/><w:color w:val="000000"/><w:sz w:val="18"/><w:szCs w:val="18"/></w:rPr><w:t xml:space="preserve">Toldstyrelsen — skat/dms-public</w:t></w:r></w:p></w:tc><w:tc><w:tcPr><w:tcW w:type="dxa" w:w="36"/><w:tcMar><w:top w:type="dxa" w:w="60"/><w:left w:type="dxa" w:w="90"/><w:bottom w:type="dxa" w:w="60"/><w:right w:type="dxa" w:w="90"/></w:tcMar></w:tcPr><w:p><w:r><w:rPr><w:b w:val="false"/><w:bCs w:val="false"/><w:color w:val="000000"/><w:sz w:val="18"/><w:szCs w:val="18"/></w:rPr><w:t xml:space="preserve">H1/I1-XSD&apos;er, kodelister, datamodel</w:t></w:r></w:p></w:tc><w:tc><w:tcPr><w:tcW w:type="dxa" w:w="30"/><w:tcMar><w:top w:type="dxa" w:w="60"/><w:left w:type="dxa" w:w="90"/><w:bottom w:type="dxa" w:w="60"/><w:right w:type="dxa" w:w="90"/></w:tcMar></w:tcPr><w:p><w:r><w:rPr><w:b w:val="false"/><w:bCs w:val="false"/><w:color w:val="000000"/><w:sz w:val="18"/><w:szCs w:val="18"/></w:rPr><w:t xml:space="preserve">Vendret i reference/ med kilde-commit</w:t></w:r></w:p></w:tc></w:tr><w:tr><w:tc><w:tcPr><w:tcW w:type="dxa" w:w="34"/><w:tcMar><w:top w:type="dxa" w:w="60"/><w:left w:type="dxa" w:w="90"/><w:bottom w:type="dxa" w:w="60"/><w:right w:type="dxa" w:w="90"/></w:tcMar></w:tcPr><w:p><w:r><w:rPr><w:b w:val="false"/><w:bCs w:val="false"/><w:color w:val="000000"/><w:sz w:val="18"/><w:szCs w:val="18"/></w:rPr><w:t xml:space="preserve">TARIC eVita-toldtarif (Skattestyrelsen)</w:t></w:r></w:p></w:tc><w:tc><w:tcPr><w:tcW w:type="dxa" w:w="36"/><w:tcMar><w:top w:type="dxa" w:w="60"/><w:left w:type="dxa" w:w="90"/><w:bottom w:type="dxa" w:w="60"/><w:right w:type="dxa" w:w="90"/></w:tcMar></w:tcPr><w:p><w:r><w:rPr><w:b w:val="false"/><w:bCs w:val="false"/><w:color w:val="000000"/><w:sz w:val="18"/><w:szCs w:val="18"/></w:rPr><w:t xml:space="preserve">MFN-satser + danske varebeskrivelser</w:t></w:r></w:p></w:tc><w:tc><w:tcPr><w:tcW w:type="dxa" w:w="30"/><w:tcMar><w:top w:type="dxa" w:w="60"/><w:left w:type="dxa" w:w="90"/><w:bottom w:type="dxa" w:w="60"/><w:right w:type="dxa" w:w="90"/></w:tcMar></w:tcPr><w:p><w:r><w:rPr><w:b w:val="false"/><w:bCs w:val="false"/><w:color w:val="000000"/><w:sz w:val="18"/><w:szCs w:val="18"/></w:rPr><w:t xml:space="preserve">toldtarif_ext.zip → reference/tariff/mfn_rates.csv</w:t></w:r></w:p></w:tc></w:tr><w:tr><w:tc><w:tcPr><w:tcW w:type="dxa" w:w="34"/><w:tcMar><w:top w:type="dxa" w:w="60"/><w:left w:type="dxa" w:w="90"/><w:bottom w:type="dxa" w:w="60"/><w:right w:type="dxa" w:w="90"/></w:tcMar></w:tcPr><w:p><w:r><w:rPr><w:b w:val="false"/><w:bCs w:val="false"/><w:color w:val="000000"/><w:sz w:val="18"/><w:szCs w:val="18"/></w:rPr><w:t xml:space="preserve">TARIC Trader Export Total</w:t></w:r></w:p></w:tc><w:tc><w:tcPr><w:tcW w:type="dxa" w:w="36"/><w:tcMar><w:top w:type="dxa" w:w="60"/><w:left w:type="dxa" w:w="90"/><w:bottom w:type="dxa" w:w="60"/><w:right w:type="dxa" w:w="90"/></w:tcMar></w:tcPr><w:p><w:r><w:rPr><w:b w:val="false"/><w:bCs w:val="false"/><w:color w:val="000000"/><w:sz w:val="18"/><w:szCs w:val="18"/></w:rPr><w:t xml:space="preserve">Præferencesatser pr. HS×område (temporal)</w:t></w:r></w:p></w:tc><w:tc><w:tcPr><w:tcW w:type="dxa" w:w="30"/><w:tcMar><w:top w:type="dxa" w:w="60"/><w:left w:type="dxa" w:w="90"/><w:bottom w:type="dxa" w:w="60"/><w:right w:type="dxa" w:w="90"/></w:tcMar></w:tcPr><w:p><w:r><w:rPr><w:b w:val="false"/><w:bCs w:val="false"/><w:color w:val="000000"/><w:sz w:val="18"/><w:szCs w:val="18"/></w:rPr><w:t xml:space="preserve">→ preferential_rates.csv + geo_areas.json</w:t></w:r></w:p></w:tc></w:tr><w:tr><w:tc><w:tcPr><w:tcW w:type="dxa" w:w="34"/><w:tcMar><w:top w:type="dxa" w:w="60"/><w:left w:type="dxa" w:w="90"/><w:bottom w:type="dxa" w:w="60"/><w:right w:type="dxa" w:w="90"/></w:tcMar></w:tcPr><w:p><w:r><w:rPr><w:b w:val="false"/><w:bCs w:val="false"/><w:color w:val="000000"/><w:sz w:val="18"/><w:szCs w:val="18"/></w:rPr><w:t xml:space="preserve">EU Access2Markets</w:t></w:r></w:p></w:tc><w:tc><w:tcPr><w:tcW w:type="dxa" w:w="36"/><w:tcMar><w:top w:type="dxa" w:w="60"/><w:left w:type="dxa" w:w="90"/><w:bottom w:type="dxa" w:w="60"/><w:right w:type="dxa" w:w="90"/></w:tcMar></w:tcPr><w:p><w:r><w:rPr><w:b w:val="false"/><w:bCs w:val="false"/><w:color w:val="000000"/><w:sz w:val="18"/><w:szCs w:val="18"/></w:rPr><w:t xml:space="preserve">FTA-/GSP-/EPA-/toldunions-dækning</w:t></w:r></w:p></w:tc><w:tc><w:tcPr><w:tcW w:type="dxa" w:w="30"/><w:tcMar><w:top w:type="dxa" w:w="60"/><w:left w:type="dxa" w:w="90"/><w:bottom w:type="dxa" w:w="60"/><w:right w:type="dxa" w:w="90"/></w:tcMar></w:tcPr><w:p><w:r><w:rPr><w:b w:val="false"/><w:bCs w:val="false"/><w:color w:val="000000"/><w:sz w:val="18"/><w:szCs w:val="18"/></w:rPr><w:t xml:space="preserve">Manuelt krydstjekket (2026-06-17)</w:t></w:r></w:p></w:tc></w:tr></w:tbl><w:p><w:pPr><w:spacing w:after="120"/></w:pPr><w:r><w:rPr><w:sz w:val="20"/><w:szCs w:val="20"/></w:rPr><w:t xml:space="preserve">Referencedata holdes friske automatisk: tools/update_tariff.sh + en månedlig GitHub Action, med pytest som selvtjek der fanger format-ændringer (samme mønster som SAF-T&apos;s ERST-sync).</w:t></w:r></w:p><w:p><w:pPr><w:spacing w:after="120" w:before="280"/></w:pPr><w:r><w:rPr><w:b/><w:bCs/><w:color w:val="1B365D"/><w:sz w:val="26"/><w:szCs w:val="26"/></w:rPr><w:t xml:space="preserve">8. Kvalitetssikring</w:t></w:r></w:p><0/><w:p><w:pPr><w:spacing w:after="120" w:before="280"/></w:pPr><w:r><w:rPr><w:b/><w:bCs/><w:color w:val="1B365D"/><w:sz w:val="26"/><w:szCs w:val="26"/></w:rPr><w:t xml:space="preserve">9. Ændringsstyring</w:t></w:r></w:p><w:p><w:pPr><w:spacing w:after="120"/></w:pPr><w:r><w:rPr><w:sz w:val="20"/><w:szCs w:val="20"/></w:rPr><w:t xml:space="preserve">Ny/ændret kontrol → opdatér regelkataloget, bump catalog_version, opdatér valideringssuite + matrix + CHANGELOG. Kataloget og suiten er sporbarheds- og CI-porten.</w:t></w:r></w:p><w:p><w:pPr><w:spacing w:after="120" w:before="280"/></w:pPr><w:r><w:rPr><w:b/><w:bCs/><w:color w:val="1B365D"/><w:sz w:val="26"/><w:szCs w:val="26"/></w:rPr><w:t xml:space="preserve">10. Hosting</w:t></w:r></w:p><w:p><w:pPr><w:spacing w:after="120"/></w:pPr><w:r><w:rPr><w:sz w:val="20"/><w:szCs w:val="20"/></w:rPr><w:t xml:space="preserve">Deployes p.t. på Railway (customs.balai.dk). Værktøjet er platform-agnostisk (WSGI) og klar til flytning til EY-platform. Detaljer i Hosting- og driftsdokumentet.</w:t></w:r></w:p><w:p><w:pPr><w:spacing w:after="120" w:before="280"/></w:pPr><w:r><w:rPr><w:b/><w:bCs/><w:color w:val="1B365D"/><w:sz w:val="26"/><w:szCs w:val="26"/></w:rPr><w:t xml:space="preserve">11. Begrænsninger</w:t></w:r></w:p><0/><w:p><w:pPr><w:spacing w:after="120" w:before="280"/></w:pPr><w:r><w:rPr><w:b/><w:bCs/><w:color w:val="1B365D"/><w:sz w:val="26"/><w:szCs w:val="26"/></w:rPr><w:t xml:space="preserve">12. Åbne punkter for godkendelse</w:t></w:r></w:p><0/><w:p><w:r><w:br w:type="page"/></w:r></w:p><w:p><w:pPr><w:spacing w:after="120" w:before="280"/></w:pPr><w:r><w:rPr><w:b/><w:bCs/><w:color w:val="1B365D"/><w:sz w:val="26"/><w:szCs w:val="26"/></w:rPr><w:t xml:space="preserve">Appendiks A — Modulinventar</w:t></w:r></w:p><w:tbl><w:tblPr><w:tblW w:type="dxa" w:w="9360"/><w:tblBorders><w:top w:val="single" w:color="auto" w:sz="4"/><w:left w:val="single" w:color="auto" w:sz="4"/><w:bottom w:val="single" w:color="auto" w:sz="4"/><w:right w:val="single" w:color="auto" w:sz="4"/><w:insideH w:val="single" w:color="auto" w:sz="4"/><w:insideV w:val="single" w:color="auto" w:sz="4"/></w:tblBorders></w:tblPr><w:tblGrid><w:gridCol w:w="34"/><w:gridCol w:w="66"/></w:tblGrid><w:tr><w:trPr><w:tblHeader/></w:trPr><w:tc><w:tcPr><w:tcW w:type="dxa" w:w="34"/><w:shd w:fill="1B365D" w:color="auto" w:val="clear"/><w:tcMar><w:top w:type="dxa" w:w="60"/><w:left w:type="dxa" w:w="90"/><w:bottom w:type="dxa" w:w="60"/><w:right w:type="dxa" w:w="90"/></w:tcMar></w:tcPr><w:p><w:r><w:rPr><w:b/><w:bCs/><w:color w:val="FFFFFF"/><w:sz w:val="18"/><w:szCs w:val="18"/></w:rPr><w:t xml:space="preserve">Modul</w:t></w:r></w:p></w:tc><w:tc><w:tcPr><w:tcW w:type="dxa" w:w="66"/><w:shd w:fill="1B365D" w:color="auto" w:val="clear"/><w:tcMar><w:top w:type="dxa" w:w="60"/><w:left w:type="dxa" w:w="90"/><w:bottom w:type="dxa" w:w="60"/><w:right w:type="dxa" w:w="90"/></w:tcMar></w:tcPr><w:p><w:r><w:rPr><w:b/><w:bCs/><w:color w:val="FFFFFF"/><w:sz w:val="18"/><w:szCs w:val="18"/></w:rPr><w:t xml:space="preserve">Ansvar</w:t></w:r></w:p></w:tc></w:tr><w:tr><w:tc><w:tcPr><w:tcW w:type="dxa" w:w="34"/><w:tcMar><w:top w:type="dxa" w:w="60"/><w:left w:type="dxa" w:w="90"/><w:bottom w:type="dxa" w:w="60"/><w:right w:type="dxa" w:w="90"/></w:tcMar></w:tcPr><w:p><w:r><w:rPr><w:b w:val="false"/><w:bCs w:val="false"/><w:color w:val="000000"/><w:sz w:val="18"/><w:szCs w:val="18"/></w:rPr><w:t xml:space="preserve">customs/schema.py</w:t></w:r></w:p></w:tc><w:tc><w:tcPr><w:tcW w:type="dxa" w:w="66"/><w:tcMar><w:top w:type="dxa" w:w="60"/><w:left w:type="dxa" w:w="90"/><w:bottom w:type="dxa" w:w="60"/><w:right w:type="dxa" w:w="90"/></w:tcMar></w:tcPr><w:p><w:r><w:rPr><w:b w:val="false"/><w:bCs w:val="false"/><w:color w:val="000000"/><w:sz w:val="18"/><w:szCs w:val="18"/></w:rPr><w:t xml:space="preserve">Kanonisk datamodel (Declaration, GoodsItem, DutyLine, Party)</w:t></w:r></w:p></w:tc></w:tr><w:tr><w:tc><w:tcPr><w:tcW w:type="dxa" w:w="34"/><w:tcMar><w:top w:type="dxa" w:w="60"/><w:left w:type="dxa" w:w="90"/><w:bottom w:type="dxa" w:w="60"/><w:right w:type="dxa" w:w="90"/></w:tcMar></w:tcPr><w:p><w:r><w:rPr><w:b w:val="false"/><w:bCs w:val="false"/><w:color w:val="000000"/><w:sz w:val="18"/><w:szCs w:val="18"/></w:rPr><w:t xml:space="preserve">customs/parsers/</w:t></w:r></w:p></w:tc><w:tc><w:tcPr><w:tcW w:type="dxa" w:w="66"/><w:tcMar><w:top w:type="dxa" w:w="60"/><w:left w:type="dxa" w:w="90"/><w:bottom w:type="dxa" w:w="60"/><w:right w:type="dxa" w:w="90"/></w:tcMar></w:tcPr><w:p><w:r><w:rPr><w:b w:val="false"/><w:bCs w:val="false"/><w:color w:val="000000"/><w:sz w:val="18"/><w:szCs w:val="18"/></w:rPr><w:t xml:space="preserve">WCO DMS-XML, legacy SAD-PDF, Excel/CSV → kanonisk model</w:t></w:r></w:p></w:tc></w:tr><w:tr><w:tc><w:tcPr><w:tcW w:type="dxa" w:w="34"/><w:tcMar><w:top w:type="dxa" w:w="60"/><w:left w:type="dxa" w:w="90"/><w:bottom w:type="dxa" w:w="60"/><w:right w:type="dxa" w:w="90"/></w:tcMar></w:tcPr><w:p><w:r><w:rPr><w:b w:val="false"/><w:bCs w:val="false"/><w:color w:val="000000"/><w:sz w:val="18"/><w:szCs w:val="18"/></w:rPr><w:t xml:space="preserve">customs/analytics.py</w:t></w:r></w:p></w:tc><w:tc><w:tcPr><w:tcW w:type="dxa" w:w="66"/><w:tcMar><w:top w:type="dxa" w:w="60"/><w:left w:type="dxa" w:w="90"/><w:bottom w:type="dxa" w:w="60"/><w:right w:type="dxa" w:w="90"/></w:tcMar></w:tcPr><w:p><w:r><w:rPr><w:b w:val="false"/><w:bCs w:val="false"/><w:color w:val="000000"/><w:sz w:val="18"/><w:szCs w:val="18"/></w:rPr><w:t xml:space="preserve">Imports/Supplier/Sourcing/CPC/Transport-aggregater</w:t></w:r></w:p></w:tc></w:tr><w:tr><w:tc><w:tcPr><w:tcW w:type="dxa" w:w="34"/><w:tcMar><w:top w:type="dxa" w:w="60"/><w:left w:type="dxa" w:w="90"/><w:bottom w:type="dxa" w:w="60"/><w:right w:type="dxa" w:w="90"/></w:tcMar></w:tcPr><w:p><w:r><w:rPr><w:b w:val="false"/><w:bCs w:val="false"/><w:color w:val="000000"/><w:sz w:val="18"/><w:szCs w:val="18"/></w:rPr><w:t xml:space="preserve">customs/tariff.py</w:t></w:r></w:p></w:tc><w:tc><w:tcPr><w:tcW w:type="dxa" w:w="66"/><w:tcMar><w:top w:type="dxa" w:w="60"/><w:left w:type="dxa" w:w="90"/><w:bottom w:type="dxa" w:w="60"/><w:right w:type="dxa" w:w="90"/></w:tcMar></w:tcPr><w:p><w:r><w:rPr><w:b w:val="false"/><w:bCs w:val="false"/><w:color w:val="000000"/><w:sz w:val="18"/><w:szCs w:val="18"/></w:rPr><w:t xml:space="preserve">Temporal HS×oprindelse-opslag (MFN/præference/aftale)</w:t></w:r></w:p></w:tc></w:tr><w:tr><w:tc><w:tcPr><w:tcW w:type="dxa" w:w="34"/><w:tcMar><w:top w:type="dxa" w:w="60"/><w:left w:type="dxa" w:w="90"/><w:bottom w:type="dxa" w:w="60"/><w:right w:type="dxa" w:w="90"/></w:tcMar></w:tcPr><w:p><w:r><w:rPr><w:b w:val="false"/><w:bCs w:val="false"/><w:color w:val="000000"/><w:sz w:val="18"/><w:szCs w:val="18"/></w:rPr><w:t xml:space="preserve">customs/duty_checks.py</w:t></w:r></w:p></w:tc><w:tc><w:tcPr><w:tcW w:type="dxa" w:w="66"/><w:tcMar><w:top w:type="dxa" w:w="60"/><w:left w:type="dxa" w:w="90"/><w:bottom w:type="dxa" w:w="60"/><w:right w:type="dxa" w:w="90"/></w:tcMar></w:tcPr><w:p><w:r><w:rPr><w:b w:val="false"/><w:bCs w:val="false"/><w:color w:val="000000"/><w:sz w:val="18"/><w:szCs w:val="18"/></w:rPr><w:t xml:space="preserve">CUS-P02/P03/E01 + FTA Opportunities</w:t></w:r></w:p></w:tc></w:tr><w:tr><w:tc><w:tcPr><w:tcW w:type="dxa" w:w="34"/><w:tcMar><w:top w:type="dxa" w:w="60"/><w:left w:type="dxa" w:w="90"/><w:bottom w:type="dxa" w:w="60"/><w:right w:type="dxa" w:w="90"/></w:tcMar></w:tcPr><w:p><w:r><w:rPr><w:b w:val="false"/><w:bCs w:val="false"/><w:color w:val="000000"/><w:sz w:val="18"/><w:szCs w:val="18"/></w:rPr><w:t xml:space="preserve">customs/classification.py</w:t></w:r></w:p></w:tc><w:tc><w:tcPr><w:tcW w:type="dxa" w:w="66"/><w:tcMar><w:top w:type="dxa" w:w="60"/><w:left w:type="dxa" w:w="90"/><w:bottom w:type="dxa" w:w="60"/><w:right w:type="dxa" w:w="90"/></w:tcMar></w:tcPr><w:p><w:r><w:rPr><w:b w:val="false"/><w:bCs w:val="false"/><w:color w:val="000000"/><w:sz w:val="18"/><w:szCs w:val="18"/></w:rPr><w:t xml:space="preserve">CUS-K01 (eksakt) + CUS-K02 (fuzzy)</w:t></w:r></w:p></w:tc></w:tr><w:tr><w:tc><w:tcPr><w:tcW w:type="dxa" w:w="34"/><w:tcMar><w:top w:type="dxa" w:w="60"/><w:left w:type="dxa" w:w="90"/><w:bottom w:type="dxa" w:w="60"/><w:right w:type="dxa" w:w="90"/></w:tcMar></w:tcPr><w:p><w:r><w:rPr><w:b w:val="false"/><w:bCs w:val="false"/><w:color w:val="000000"/><w:sz w:val="18"/><w:szCs w:val="18"/></w:rPr><w:t xml:space="preserve">customs/risk_analysis.py</w:t></w:r></w:p></w:tc><w:tc><w:tcPr><w:tcW w:type="dxa" w:w="66"/><w:tcMar><w:top w:type="dxa" w:w="60"/><w:left w:type="dxa" w:w="90"/><w:bottom w:type="dxa" w:w="60"/><w:right w:type="dxa" w:w="90"/></w:tcMar></w:tcPr><w:p><w:r><w:rPr><w:b w:val="false"/><w:bCs w:val="false"/><w:color w:val="000000"/><w:sz w:val="18"/><w:szCs w:val="18"/></w:rPr><w:t xml:space="preserve">Konsolideret risiko/mulighed-analyse + EDR-anomalier (porteføljetal)</w:t></w:r></w:p></w:tc></w:tr><w:tr><w:tc><w:tcPr><w:tcW w:type="dxa" w:w="34"/><w:tcMar><w:top w:type="dxa" w:w="60"/><w:left w:type="dxa" w:w="90"/><w:bottom w:type="dxa" w:w="60"/><w:right w:type="dxa" w:w="90"/></w:tcMar></w:tcPr><w:p><w:r><w:rPr><w:b w:val="false"/><w:bCs w:val="false"/><w:color w:val="000000"/><w:sz w:val="18"/><w:szCs w:val="18"/></w:rPr><w:t xml:space="preserve">customs/sanity.py</w:t></w:r></w:p></w:tc><w:tc><w:tcPr><w:tcW w:type="dxa" w:w="66"/><w:tcMar><w:top w:type="dxa" w:w="60"/><w:left w:type="dxa" w:w="90"/><w:bottom w:type="dxa" w:w="60"/><w:right w:type="dxa" w:w="90"/></w:tcMar></w:tcPr><w:p><w:r><w:rPr><w:b w:val="false"/><w:bCs w:val="false"/><w:color w:val="000000"/><w:sz w:val="18"/><w:szCs w:val="18"/></w:rPr><w:t xml:space="preserve">Struktur-/konsistens-kontroller (CUS-W/H/C/V/O/P01)</w:t></w:r></w:p></w:tc></w:tr><w:tr><w:tc><w:tcPr><w:tcW w:type="dxa" w:w="34"/><w:tcMar><w:top w:type="dxa" w:w="60"/><w:left w:type="dxa" w:w="90"/><w:bottom w:type="dxa" w:w="60"/><w:right w:type="dxa" w:w="90"/></w:tcMar></w:tcPr><w:p><w:r><w:rPr><w:b w:val="false"/><w:bCs w:val="false"/><w:color w:val="000000"/><w:sz w:val="18"/><w:szCs w:val="18"/></w:rPr><w:t xml:space="preserve">customs/xsd_validation.py</w:t></w:r></w:p></w:tc><w:tc><w:tcPr><w:tcW w:type="dxa" w:w="66"/><w:tcMar><w:top w:type="dxa" w:w="60"/><w:left w:type="dxa" w:w="90"/><w:bottom w:type="dxa" w:w="60"/><w:right w:type="dxa" w:w="90"/></w:tcMar></w:tcPr><w:p><w:r><w:rPr><w:b w:val="false"/><w:bCs w:val="false"/><w:color w:val="000000"/><w:sz w:val="18"/><w:szCs w:val="18"/></w:rPr><w:t xml:space="preserve">XSD-strukturvalidering af DMS-XML (CUS-X01)</w:t></w:r></w:p></w:tc></w:tr><w:tr><w:tc><w:tcPr><w:tcW w:type="dxa" w:w="34"/><w:tcMar><w:top w:type="dxa" w:w="60"/><w:left w:type="dxa" w:w="90"/><w:bottom w:type="dxa" w:w="60"/><w:right w:type="dxa" w:w="90"/></w:tcMar></w:tcPr><w:p><w:r><w:rPr><w:b w:val="false"/><w:bCs w:val="false"/><w:color w:val="000000"/><w:sz w:val="18"/><w:szCs w:val="18"/></w:rPr><w:t xml:space="preserve">validation/</w:t></w:r></w:p></w:tc><w:tc><w:tcPr><w:tcW w:type="dxa" w:w="66"/><w:tcMar><w:top w:type="dxa" w:w="60"/><w:left w:type="dxa" w:w="90"/><w:bottom w:type="dxa" w:w="60"/><w:right w:type="dxa" w:w="90"/></w:tcMar></w:tcPr><w:p><w:r><w:rPr><w:b w:val="false"/><w:bCs w:val="false"/><w:color w:val="000000"/><w:sz w:val="18"/><w:szCs w:val="18"/></w:rPr><w:t xml:space="preserve">Uafhængig valideringssuite + rapportgenerator</w:t></w:r></w:p></w:tc></w:tr></w:tbl><w:p><w:pPr><w:spacing w:after="120" w:before="280"/></w:pPr><w:r><w:rPr><w:b/><w:bCs/><w:color w:val="1B365D"/><w:sz w:val="26"/><w:szCs w:val="26"/></w:rPr><w:t xml:space="preserve">Appendiks B — Ordliste</w:t></w:r></w:p><w:tbl><w:tblPr><w:tblW w:type="dxa" w:w="9360"/><w:tblBorders><w:top w:val="single" w:color="auto" w:sz="4"/><w:left w:val="single" w:color="auto" w:sz="4"/><w:bottom w:val="single" w:color="auto" w:sz="4"/><w:right w:val="single" w:color="auto" w:sz="4"/><w:insideH w:val="single" w:color="auto" w:sz="4"/><w:insideV w:val="single" w:color="auto" w:sz="4"/></w:tblBorders></w:tblPr><w:tblGrid><w:gridCol w:w="26"/><w:gridCol w:w="74"/></w:tblGrid><w:tr><w:trPr><w:tblHeader/></w:trPr><w:tc><w:tcPr><w:tcW w:type="dxa" w:w="26"/><w:shd w:fill="1B365D" w:color="auto" w:val="clear"/><w:tcMar><w:top w:type="dxa" w:w="60"/><w:left w:type="dxa" w:w="90"/><w:bottom w:type="dxa" w:w="60"/><w:right w:type="dxa" w:w="90"/></w:tcMar></w:tcPr><w:p><w:r><w:rPr><w:b/><w:bCs/><w:color w:val="FFFFFF"/><w:sz w:val="18"/><w:szCs w:val="18"/></w:rPr><w:t xml:space="preserve">Term</w:t></w:r></w:p></w:tc><w:tc><w:tcPr><w:tcW w:type="dxa" w:w="74"/><w:shd w:fill="1B365D" w:color="auto" w:val="clear"/><w:tcMar><w:top w:type="dxa" w:w="60"/><w:left w:type="dxa" w:w="90"/><w:bottom w:type="dxa" w:w="60"/><w:right w:type="dxa" w:w="90"/></w:tcMar></w:tcPr><w:p><w:r><w:rPr><w:b/><w:bCs/><w:color w:val="FFFFFF"/><w:sz w:val="18"/><w:szCs w:val="18"/></w:rPr><w:t xml:space="preserve">Forklaring</w:t></w:r></w:p></w:tc></w:tr><w:tr><w:tc><w:tcPr><w:tcW w:type="dxa" w:w="26"/><w:tcMar><w:top w:type="dxa" w:w="60"/><w:left w:type="dxa" w:w="90"/><w:bottom w:type="dxa" w:w="60"/><w:right w:type="dxa" w:w="90"/></w:tcMar></w:tcPr><w:p><w:r><w:rPr><w:b w:val="false"/><w:bCs w:val="false"/><w:color w:val="000000"/><w:sz w:val="18"/><w:szCs w:val="18"/></w:rPr><w:t xml:space="preserve">DMS / WCO DMS-XML</w:t></w:r></w:p></w:tc><w:tc><w:tcPr><w:tcW w:type="dxa" w:w="74"/><w:tcMar><w:top w:type="dxa" w:w="60"/><w:left w:type="dxa" w:w="90"/><w:bottom w:type="dxa" w:w="60"/><w:right w:type="dxa" w:w="90"/></w:tcMar></w:tcPr><w:p><w:r><w:rPr><w:b w:val="false"/><w:bCs w:val="false"/><w:color w:val="000000"/><w:sz w:val="18"/><w:szCs w:val="18"/></w:rPr><w:t xml:space="preserve">Danmarks toldangivelsessystem; WCO Data Model XML er udvekslingsformatet</w:t></w:r></w:p></w:tc></w:tr><w:tr><w:tc><w:tcPr><w:tcW w:type="dxa" w:w="26"/><w:tcMar><w:top w:type="dxa" w:w="60"/><w:left w:type="dxa" w:w="90"/><w:bottom w:type="dxa" w:w="60"/><w:right w:type="dxa" w:w="90"/></w:tcMar></w:tcPr><w:p><w:r><w:rPr><w:b w:val="false"/><w:bCs w:val="false"/><w:color w:val="000000"/><w:sz w:val="18"/><w:szCs w:val="18"/></w:rPr><w:t xml:space="preserve">MFN</w:t></w:r></w:p></w:tc><w:tc><w:tcPr><w:tcW w:type="dxa" w:w="74"/><w:tcMar><w:top w:type="dxa" w:w="60"/><w:left w:type="dxa" w:w="90"/><w:bottom w:type="dxa" w:w="60"/><w:right w:type="dxa" w:w="90"/></w:tcMar></w:tcPr><w:p><w:r><w:rPr><w:b w:val="false"/><w:bCs w:val="false"/><w:color w:val="000000"/><w:sz w:val="18"/><w:szCs w:val="18"/></w:rPr><w:t xml:space="preserve">Most Favoured Nation — tredjelandstoldsatsen uden præference</w:t></w:r></w:p></w:tc></w:tr><w:tr><w:tc><w:tcPr><w:tcW w:type="dxa" w:w="26"/><w:tcMar><w:top w:type="dxa" w:w="60"/><w:left w:type="dxa" w:w="90"/><w:bottom w:type="dxa" w:w="60"/><w:right w:type="dxa" w:w="90"/></w:tcMar></w:tcPr><w:p><w:r><w:rPr><w:b w:val="false"/><w:bCs w:val="false"/><w:color w:val="000000"/><w:sz w:val="18"/><w:szCs w:val="18"/></w:rPr><w:t xml:space="preserve">EDR</w:t></w:r></w:p></w:tc><w:tc><w:tcPr><w:tcW w:type="dxa" w:w="74"/><w:tcMar><w:top w:type="dxa" w:w="60"/><w:left w:type="dxa" w:w="90"/><w:bottom w:type="dxa" w:w="60"/><w:right w:type="dxa" w:w="90"/></w:tcMar></w:tcPr><w:p><w:r><w:rPr><w:b w:val="false"/><w:bCs w:val="false"/><w:color w:val="000000"/><w:sz w:val="18"/><w:szCs w:val="18"/></w:rPr><w:t xml:space="preserve">Effektiv toldsats = told ÷ toldværdi</w:t></w:r></w:p></w:tc></w:tr><w:tr><w:tc><w:tcPr><w:tcW w:type="dxa" w:w="26"/><w:tcMar><w:top w:type="dxa" w:w="60"/><w:left w:type="dxa" w:w="90"/><w:bottom w:type="dxa" w:w="60"/><w:right w:type="dxa" w:w="90"/></w:tcMar></w:tcPr><w:p><w:r><w:rPr><w:b w:val="false"/><w:bCs w:val="false"/><w:color w:val="000000"/><w:sz w:val="18"/><w:szCs w:val="18"/></w:rPr><w:t xml:space="preserve">FTA / GSP / EPA</w:t></w:r></w:p></w:tc><w:tc><w:tcPr><w:tcW w:type="dxa" w:w="74"/><w:tcMar><w:top w:type="dxa" w:w="60"/><w:left w:type="dxa" w:w="90"/><w:bottom w:type="dxa" w:w="60"/><w:right w:type="dxa" w:w="90"/></w:tcMar></w:tcPr><w:p><w:r><w:rPr><w:b w:val="false"/><w:bCs w:val="false"/><w:color w:val="000000"/><w:sz w:val="18"/><w:szCs w:val="18"/></w:rPr><w:t xml:space="preserve">Frihandelsaftale / præferenceordning for udviklingslande / økonomisk partnerskabsaftale</w:t></w:r></w:p></w:tc></w:tr><w:tr><w:tc><w:tcPr><w:tcW w:type="dxa" w:w="26"/><w:tcMar><w:top w:type="dxa" w:w="60"/><w:left w:type="dxa" w:w="90"/><w:bottom w:type="dxa" w:w="60"/><w:right w:type="dxa" w:w="90"/></w:tcMar></w:tcPr><w:p><w:r><w:rPr><w:b w:val="false"/><w:bCs w:val="false"/><w:color w:val="000000"/><w:sz w:val="18"/><w:szCs w:val="18"/></w:rPr><w:t xml:space="preserve">TARIC</w:t></w:r></w:p></w:tc><w:tc><w:tcPr><w:tcW w:type="dxa" w:w="74"/><w:tcMar><w:top w:type="dxa" w:w="60"/><w:left w:type="dxa" w:w="90"/><w:bottom w:type="dxa" w:w="60"/><w:right w:type="dxa" w:w="90"/></w:tcMar></w:tcPr><w:p><w:r><w:rPr><w:b w:val="false"/><w:bCs w:val="false"/><w:color w:val="000000"/><w:sz w:val="18"/><w:szCs w:val="18"/></w:rPr><w:t xml:space="preserve">EU&apos;s integrerede tarif — satser, præferencer, foranstaltninger</w:t></w:r></w:p></w:tc></w:tr><w:tr><w:tc><w:tcPr><w:tcW w:type="dxa" w:w="26"/><w:tcMar><w:top w:type="dxa" w:w="60"/><w:left w:type="dxa" w:w="90"/><w:bottom w:type="dxa" w:w="60"/><w:right w:type="dxa" w:w="90"/></w:tcMar></w:tcPr><w:p><w:r><w:rPr><w:b w:val="false"/><w:bCs w:val="false"/><w:color w:val="000000"/><w:sz w:val="18"/><w:szCs w:val="18"/></w:rPr><w:t xml:space="preserve">DutyRegimeCode</w:t></w:r></w:p></w:tc><w:tc><w:tcPr><w:tcW w:type="dxa" w:w="74"/><w:tcMar><w:top w:type="dxa" w:w="60"/><w:left w:type="dxa" w:w="90"/><w:bottom w:type="dxa" w:w="60"/><w:right w:type="dxa" w:w="90"/></w:tcMar></w:tcPr><w:p><w:r><w:rPr><w:b w:val="false"/><w:bCs w:val="false"/><w:color w:val="000000"/><w:sz w:val="18"/><w:szCs w:val="18"/></w:rPr><w:t xml:space="preserve">Præferencekode (14 11 001); 100 = ingen præference</w:t></w:r></w:p></w:tc></w:tr></w:tbl><w:sectPr><w:pgSz w:w="11906" w:h="16838" w:orient="portrait"/><w:pgMar w:top="1134" w:right="1134" w:bottom="1134" w:left="1134" w:header="708" w:footer="708" w:gutter="0"/><w:pgNumType/><w:docGrid w:linePitch="360"/></w:sectPr></w:body></w:document>
 </file>
 
 <file path=word/comments.xml><?xml version="1.0" encoding="utf-8"?>
